--- a/deliveries/2026-09-02/02_Procurement_Guides/GUIDE_20260902_02_Saudi_Truck_Import_SASO_SABER.docx
+++ b/deliveries/2026-09-02/02_Procurement_Guides/GUIDE_20260902_02_Saudi_Truck_Import_SASO_SABER.docx
@@ -7,7 +7,7 @@
         <w:pStyle w:val="Title"/>
       </w:pPr>
       <w:r>
-        <w:t>Importing Chinese Trucks Into Saudi Arabia (2026): New SASO Local Type Approval and SABER Clearance</w:t>
+        <w:t>Importing Chinese Trucks Into Saudi Arabia: the SABER Conformity Route, ZATCA Tax Basis and What Is Still Unconfirmed</w:t>
       </w:r>
     </w:p>
     <w:p>
@@ -29,7 +29,7 @@
         <w:t>SEO Title</w:t>
       </w:r>
       <w:r>
-        <w:t>: Import Chinese Trucks to Saudi Arabia 2026: SASO &amp; SABER Guide</w:t>
+        <w:t>: Import Chinese Trucks to Saudi Arabia: SABER, SASO &amp; ZATCA Guide</w:t>
       </w:r>
     </w:p>
     <w:p>
@@ -43,7 +43,7 @@
         <w:t>Meta Description</w:t>
       </w:r>
       <w:r>
-        <w:t>: Saudi Arabia's August 2026 SASO local type-approval rule for imported heavy trucks, the SABER/Fasah clearance process, duty/VAT points to verify with ZATCA, used-truck limits and NEV fast-track claims.</w:t>
+        <w:t>: How a Chinese commercial truck clears Saudi Arabia — the official SABER PCoC/SCoC conformity route, Fasah, the ZATCA duty/VAT basis for vehicles, VIN consistency, and which reported 2026 rule changes still lack an official source.</w:t>
       </w:r>
     </w:p>
     <w:p>
@@ -71,7 +71,7 @@
         <w:t>H1</w:t>
       </w:r>
       <w:r>
-        <w:t>: Importing Chinese Commercial Trucks Into Saudi Arabia: the 2026 SASO/SABER Compliance Path</w:t>
+        <w:t>: Clearing a Chinese Commercial Truck Into Saudi Arabia: Conformity, Customs and the Evidence Behind Each Step</w:t>
       </w:r>
     </w:p>
     <w:p>
@@ -85,7 +85,7 @@
         <w:t>Primary Keyword</w:t>
       </w:r>
       <w:r>
-        <w:t>: import Chinese truck to Saudi Arabia SASO SABER guide</w:t>
+        <w:t>: import Chinese truck Saudi Arabia SABER SASO ZATCA guide</w:t>
       </w:r>
     </w:p>
     <w:p>
@@ -99,7 +99,7 @@
         <w:t>Secondary Search Terms</w:t>
       </w:r>
       <w:r>
-        <w:t>: SASO local type approval heavy truck, SABER platform truck import, Saudi truck import duty VAT ZATCA, GCC LHD truck certification, NEV truck green fast track Saudi</w:t>
+        <w:t>: SABER PCoC SCoC vehicle, SASO conformity certificate truck, Saudi ZATCA vehicle duty VAT, Fasah customs clearance Saudi, GCC LHD truck certification</w:t>
       </w:r>
     </w:p>
     <w:p>
@@ -127,7 +127,7 @@
         <w:t>Image Suggestions</w:t>
       </w:r>
       <w:r>
-        <w:t>: SABER workflow diagram; SASO conformity certificate; Riyadh testing-lab step; truck VIN plate document match</w:t>
+        <w:t>: SABER PCoC-to-SCoC workflow; VIN-matched document set; truck chassis plate; ZATCA duty/VAT basis diagram</w:t>
       </w:r>
     </w:p>
     <w:p>
@@ -141,7 +141,7 @@
         <w:t>ALT Suggestions</w:t>
       </w:r>
       <w:r>
-        <w:t>: "Saudi SABER platform conformity workflow for imported trucks"; "SASO local type approval document set"; "Truck VIN matching across export and Saudi documents"</w:t>
+        <w:t>: "Saudi SABER product and shipment certificate workflow"; "VIN matching across certificate, invoice and chassis plate"</w:t>
       </w:r>
     </w:p>
     <w:p>
@@ -149,57 +149,39 @@
         <w:pStyle w:val="Heading1"/>
       </w:pPr>
       <w:r>
-        <w:t>The 2026 Change That Drives This Guide</w:t>
+        <w:t>Settled Process vs Circulating Reports — Read This Distinction First</w:t>
       </w:r>
     </w:p>
     <w:p>
       <w:r>
-        <w:t xml:space="preserve">The critical development for truck importers is a reported </w:t>
+        <w:t xml:space="preserve">Saudi market access has a </w:t>
       </w:r>
       <w:r>
         <w:rPr>
           <w:b/>
         </w:rPr>
-        <w:t>SASO mandate effective 1 August 2026</w:t>
+        <w:t>stable, officially documented conformity and customs backbone</w:t>
       </w:r>
       <w:r>
-        <w:t xml:space="preserve"> (notice dated 28 July 2026, per a SHACMAN dealer briefing): newly imported </w:t>
+        <w:t xml:space="preserve"> that an importer can rely on, and a separate set of </w:t>
       </w:r>
       <w:r>
         <w:rPr>
           <w:b/>
         </w:rPr>
-        <w:t>heavy trucks must obtain SASO local type approval</w:t>
+        <w:t>2026 "new heavy-truck local type-approval" claims circulating among dealers and freight blogs that contradict each other on dates and that this article could not trace to a SASO primary document</w:t>
       </w:r>
       <w:r>
-        <w:t xml:space="preserve">, and </w:t>
+        <w:t xml:space="preserve">. The two are handled differently below: the stable process is stated as fact with official sources; the unverified 2026 claims are listed only as items to confirm, never as requirements to build a shipment around. This guide is specific to </w:t>
       </w:r>
       <w:r>
         <w:rPr>
           <w:b/>
         </w:rPr>
-        <w:t>CE/ECE certificates can no longer be used as substitutes</w:t>
+        <w:t>Saudi Arabia</w:t>
       </w:r>
       <w:r>
-        <w:t xml:space="preserve">; testing at a designated Riyadh laboratory plus document review is said to be required. This is the single most important fact in the guide and also the most time-sensitive — it currently rests on a dealer source and </w:t>
-      </w:r>
-      <w:r>
-        <w:rPr>
-          <w:b/>
-        </w:rPr>
-        <w:t>must be confirmed against the official SASO source (saso.gov.sa)</w:t>
-      </w:r>
-      <w:r>
-        <w:t xml:space="preserve"> before a shipment is booked. The rest of this guide is specific to </w:t>
-      </w:r>
-      <w:r>
-        <w:rPr>
-          <w:b/>
-        </w:rPr>
-        <w:t>Saudi Arabia / GCC</w:t>
-      </w:r>
-      <w:r>
-        <w:t>; it is not a generic Middle-East statement.</w:t>
+        <w:t>, not a generic "Middle East" statement.</w:t>
       </w:r>
     </w:p>
     <w:p>
@@ -207,12 +189,30 @@
         <w:pStyle w:val="Heading1"/>
       </w:pPr>
       <w:r>
-        <w:t>The Compliance Stack: SASO, SABER and Fasah</w:t>
+        <w:t>The Stable Conformity Backbone (official)</w:t>
       </w:r>
     </w:p>
     <w:p>
       <w:r>
-        <w:t>Saudi market access runs through three named systems (per YallaMotor and logistics adviser Terrace International):</w:t>
+        <w:t xml:space="preserve">Saudi product/vehicle conformity runs through the national </w:t>
+      </w:r>
+      <w:r>
+        <w:rPr>
+          <w:b/>
+        </w:rPr>
+        <w:t>SABER</w:t>
+      </w:r>
+      <w:r>
+        <w:t xml:space="preserve"> electronic platform, overseen by the </w:t>
+      </w:r>
+      <w:r>
+        <w:rPr>
+          <w:b/>
+        </w:rPr>
+        <w:t>Saudi Standards, Metrology and Quality Organization (SASO)</w:t>
+      </w:r>
+      <w:r>
+        <w:t>; SABER connects importers, SASO-accredited conformity-assessment bodies and Saudi customs in one system (official platform saber.sa; the US International Trade Administration's country commercial guide describes the same architecture — VERIFIED). Two linked documents result:</w:t>
       </w:r>
     </w:p>
     <w:p>
@@ -223,39 +223,25 @@
         <w:rPr>
           <w:b/>
         </w:rPr>
-        <w:t>SASO</w:t>
+        <w:t>PCoC (Product Certificate of Conformity)</w:t>
       </w:r>
       <w:r>
-        <w:t xml:space="preserve"> sets the technical standards and, under the reported 2026 rule, the local type-approval requirement for heavy trucks.</w:t>
+        <w:t xml:space="preserve"> — approves the </w:t>
       </w:r>
-    </w:p>
-    <w:p>
-      <w:pPr>
-        <w:pStyle w:val="ListBullet"/>
-      </w:pPr>
       <w:r>
         <w:rPr>
-          <w:b/>
+          <w:i/>
         </w:rPr>
-        <w:t>SABER</w:t>
+        <w:t>product/model</w:t>
       </w:r>
       <w:r>
-        <w:t xml:space="preserve"> is the online platform where product/vehicle </w:t>
+        <w:t xml:space="preserve"> against applicable Saudi technical regulations after document/test review by an accredited body; typically valid for one year and obtained </w:t>
       </w:r>
       <w:r>
         <w:rPr>
           <w:b/>
         </w:rPr>
-        <w:t>conformity certificates</w:t>
-      </w:r>
-      <w:r>
-        <w:t xml:space="preserve"> are issued; a logistics source stresses that the </w:t>
-      </w:r>
-      <w:r>
-        <w:rPr>
-          <w:b/>
-        </w:rPr>
-        <w:t>VIN must be identical across the whole document set</w:t>
+        <w:t>before shipment</w:t>
       </w:r>
       <w:r>
         <w:t>.</w:t>
@@ -269,15 +255,42 @@
         <w:rPr>
           <w:b/>
         </w:rPr>
-        <w:t>Fasah</w:t>
+        <w:t>SCoC (Shipment Certificate of Conformity)</w:t>
       </w:r>
       <w:r>
-        <w:t xml:space="preserve"> is the customs single-window used at clearance.</w:t>
+        <w:t xml:space="preserve"> — issued </w:t>
+      </w:r>
+      <w:r>
+        <w:rPr>
+          <w:b/>
+        </w:rPr>
+        <w:t>per shipment</w:t>
+      </w:r>
+      <w:r>
+        <w:t>, tied to the commercial invoice and bill of lading; customs will not release the consignment without a valid SCoC.</w:t>
       </w:r>
     </w:p>
     <w:p>
       <w:r>
-        <w:t>Operationally you register the product/vehicle on SABER, obtain the required Product/Conformity Certificate (PCoC) and Shipment CoC through an approved body, and present a VIN-consistent package through Fasah. Under the August-2026 reading, heavy trucks additionally need the SASO local approval and Riyadh testing — build that lead time into the order; it is longer than ocean transit.</w:t>
+        <w:t xml:space="preserve">Clearance itself is lodged through Saudi customs' </w:t>
+      </w:r>
+      <w:r>
+        <w:rPr>
+          <w:b/>
+        </w:rPr>
+        <w:t>Fasah</w:t>
+      </w:r>
+      <w:r>
+        <w:t xml:space="preserve"> single window. Operationally: register the product/model on SABER → PCoC via an accredited body → after shipping, raise the SCoC against the PCoC, invoice and B/L → clear through Fasah. Saudi Arabia/GCC is a </w:t>
+      </w:r>
+      <w:r>
+        <w:rPr>
+          <w:b/>
+        </w:rPr>
+        <w:t>left-hand-drive (LHD)</w:t>
+      </w:r>
+      <w:r>
+        <w:t xml:space="preserve"> market, which aligns with Chinese LHD trucks, but lighting, speedometer units and Arabic labelling still need to meet local requirements.</w:t>
       </w:r>
     </w:p>
     <w:p>
@@ -285,288 +298,12 @@
         <w:pStyle w:val="Heading1"/>
       </w:pPr>
       <w:r>
-        <w:t>Different Truck Types, Different Checks</w:t>
-      </w:r>
-    </w:p>
-    <w:tbl>
-      <w:tblPr>
-        <w:tblStyle w:val="TableGrid"/>
-        <w:tblW w:type="auto" w:w="0"/>
-        <w:tblLook w:firstColumn="1" w:firstRow="1" w:lastColumn="0" w:lastRow="0" w:noHBand="0" w:noVBand="1" w:val="04A0"/>
-      </w:tblPr>
-      <w:tblGrid>
-        <w:gridCol w:w="4320"/>
-        <w:gridCol w:w="4320"/>
-      </w:tblGrid>
-      <w:tr>
-        <w:tc>
-          <w:tcPr>
-            <w:tcW w:type="dxa" w:w="4320"/>
-            <w:shd w:val="clear" w:fill="EAF0F6"/>
-          </w:tcPr>
-          <w:p>
-            <w:r>
-              <w:rPr>
-                <w:b/>
-                <w:sz w:val="20"/>
-              </w:rPr>
-            </w:r>
-            <w:r>
-              <w:rPr>
-                <w:b/>
-                <w:sz w:val="20"/>
-              </w:rPr>
-              <w:t>Case</w:t>
-            </w:r>
-          </w:p>
-        </w:tc>
-        <w:tc>
-          <w:tcPr>
-            <w:tcW w:type="dxa" w:w="4320"/>
-            <w:shd w:val="clear" w:fill="EAF0F6"/>
-          </w:tcPr>
-          <w:p>
-            <w:r>
-              <w:rPr>
-                <w:b/>
-                <w:sz w:val="20"/>
-              </w:rPr>
-            </w:r>
-            <w:r>
-              <w:rPr>
-                <w:b/>
-                <w:sz w:val="20"/>
-              </w:rPr>
-              <w:t>What to confirm</w:t>
-            </w:r>
-          </w:p>
-        </w:tc>
-      </w:tr>
-      <w:tr>
-        <w:tc>
-          <w:tcPr>
-            <w:tcW w:type="dxa" w:w="4320"/>
-          </w:tcPr>
-          <w:p>
-            <w:r>
-              <w:rPr>
-                <w:sz w:val="20"/>
-              </w:rPr>
-            </w:r>
-            <w:r>
-              <w:rPr>
-                <w:sz w:val="20"/>
-              </w:rPr>
-              <w:t>New heavy diesel truck (tractor/dump/cargo)</w:t>
-            </w:r>
-          </w:p>
-        </w:tc>
-        <w:tc>
-          <w:tcPr>
-            <w:tcW w:type="dxa" w:w="4320"/>
-          </w:tcPr>
-          <w:p>
-            <w:r>
-              <w:rPr>
-                <w:sz w:val="20"/>
-              </w:rPr>
-            </w:r>
-            <w:r>
-              <w:rPr>
-                <w:sz w:val="20"/>
-              </w:rPr>
-              <w:t>SASO local type approval under the 2026 rule; CE/ECE not accepted as substitute; designated-lab test</w:t>
-            </w:r>
-          </w:p>
-        </w:tc>
-      </w:tr>
-      <w:tr>
-        <w:tc>
-          <w:tcPr>
-            <w:tcW w:type="dxa" w:w="4320"/>
-          </w:tcPr>
-          <w:p>
-            <w:r>
-              <w:rPr>
-                <w:sz w:val="20"/>
-              </w:rPr>
-            </w:r>
-            <w:r>
-              <w:rPr>
-                <w:sz w:val="20"/>
-              </w:rPr>
-              <w:t>New-energy heavy truck</w:t>
-            </w:r>
-          </w:p>
-        </w:tc>
-        <w:tc>
-          <w:tcPr>
-            <w:tcW w:type="dxa" w:w="4320"/>
-          </w:tcPr>
-          <w:p>
-            <w:r>
-              <w:rPr>
-                <w:sz w:val="20"/>
-              </w:rPr>
-            </w:r>
-            <w:r>
-              <w:rPr>
-                <w:sz w:val="20"/>
-              </w:rPr>
-              <w:t xml:space="preserve">A dealer report claims a </w:t>
-            </w:r>
-            <w:r>
-              <w:rPr>
-                <w:b/>
-                <w:sz w:val="20"/>
-              </w:rPr>
-              <w:t>green fast-track</w:t>
-            </w:r>
-            <w:r>
-              <w:rPr>
-                <w:sz w:val="20"/>
-              </w:rPr>
-              <w:t xml:space="preserve"> (no pre-approval, release within 72 h of arrival) for Chinese NEV trucks meeting </w:t>
-            </w:r>
-            <w:r>
-              <w:rPr>
-                <w:b/>
-                <w:sz w:val="20"/>
-              </w:rPr>
-              <w:t>UN ECE R100.03 + GB/T 31467.3-2023</w:t>
-            </w:r>
-            <w:r>
-              <w:rPr>
-                <w:sz w:val="20"/>
-              </w:rPr>
-              <w:t xml:space="preserve"> — single-source; confirm officially before relying on it</w:t>
-            </w:r>
-          </w:p>
-        </w:tc>
-      </w:tr>
-      <w:tr>
-        <w:tc>
-          <w:tcPr>
-            <w:tcW w:type="dxa" w:w="4320"/>
-          </w:tcPr>
-          <w:p>
-            <w:r>
-              <w:rPr>
-                <w:sz w:val="20"/>
-              </w:rPr>
-            </w:r>
-            <w:r>
-              <w:rPr>
-                <w:sz w:val="20"/>
-              </w:rPr>
-              <w:t>Specialised/special-purpose vehicle</w:t>
-            </w:r>
-          </w:p>
-        </w:tc>
-        <w:tc>
-          <w:tcPr>
-            <w:tcW w:type="dxa" w:w="4320"/>
-          </w:tcPr>
-          <w:p>
-            <w:r>
-              <w:rPr>
-                <w:sz w:val="20"/>
-              </w:rPr>
-            </w:r>
-            <w:r>
-              <w:rPr>
-                <w:sz w:val="20"/>
-              </w:rPr>
-              <w:t xml:space="preserve">Reported pre-shipment </w:t>
-            </w:r>
-            <w:r>
-              <w:rPr>
-                <w:b/>
-                <w:sz w:val="20"/>
-              </w:rPr>
-              <w:t>electronic document pre-review</w:t>
-            </w:r>
-            <w:r>
-              <w:rPr>
-                <w:sz w:val="20"/>
-              </w:rPr>
-              <w:t xml:space="preserve"> (ECU parameters, control-system version, remote-monitoring interface); non-conformance to SASO 2026 standards may lead to return/destruction</w:t>
-            </w:r>
-          </w:p>
-        </w:tc>
-      </w:tr>
-      <w:tr>
-        <w:tc>
-          <w:tcPr>
-            <w:tcW w:type="dxa" w:w="4320"/>
-          </w:tcPr>
-          <w:p>
-            <w:r>
-              <w:rPr>
-                <w:sz w:val="20"/>
-              </w:rPr>
-            </w:r>
-            <w:r>
-              <w:rPr>
-                <w:sz w:val="20"/>
-              </w:rPr>
-              <w:t>Used commercial vehicle</w:t>
-            </w:r>
-          </w:p>
-        </w:tc>
-        <w:tc>
-          <w:tcPr>
-            <w:tcW w:type="dxa" w:w="4320"/>
-          </w:tcPr>
-          <w:p>
-            <w:r>
-              <w:rPr>
-                <w:sz w:val="20"/>
-              </w:rPr>
-            </w:r>
-            <w:r>
-              <w:rPr>
-                <w:sz w:val="20"/>
-              </w:rPr>
-              <w:t xml:space="preserve">Dealer guidance: generally </w:t>
-            </w:r>
-            <w:r>
-              <w:rPr>
-                <w:b/>
-                <w:sz w:val="20"/>
-              </w:rPr>
-              <w:t>within 5 years and under 100,000 km</w:t>
-            </w:r>
-            <w:r>
-              <w:rPr>
-                <w:sz w:val="20"/>
-              </w:rPr>
-              <w:t>, plus a deregistration/cancellation certificate — confirm model-specific limits officially</w:t>
-            </w:r>
-          </w:p>
-        </w:tc>
-      </w:tr>
-    </w:tbl>
-    <w:p>
-      <w:pPr>
-        <w:pStyle w:val="Heading1"/>
-      </w:pPr>
-      <w:r>
-        <w:t>Duties and VAT — Verify with ZATCA</w:t>
+        <w:t>ZATCA Duty and VAT Basis (regulator-stated; confirm the truck HS code)</w:t>
       </w:r>
     </w:p>
     <w:p>
       <w:r>
-        <w:t xml:space="preserve">Industry sources (Lucksun Trailer, YallaMotor) describe </w:t>
-      </w:r>
-      <w:r>
-        <w:rPr>
-          <w:b/>
-        </w:rPr>
-        <w:t>5% customs duty on CIF value, followed by 15% VAT applied on top of (CIF + duty)</w:t>
-      </w:r>
-      <w:r>
-        <w:t xml:space="preserve">. These are widely cited industry figures but were not captured from Saudi customs authority </w:t>
+        <w:t xml:space="preserve">Saudi customs and tax authority </w:t>
       </w:r>
       <w:r>
         <w:rPr>
@@ -575,7 +312,16 @@
         <w:t>ZATCA</w:t>
       </w:r>
       <w:r>
-        <w:t xml:space="preserve"> in Stage 1, so:</w:t>
+        <w:t xml:space="preserve"> states, in its public vehicle-import guidance, a </w:t>
+      </w:r>
+      <w:r>
+        <w:rPr>
+          <w:b/>
+        </w:rPr>
+        <w:t>5% customs duty on vehicle value and 15% VAT applied to the total of value plus duty and other fees</w:t>
+      </w:r>
+      <w:r>
+        <w:t xml:space="preserve"> (ZATCA "Ask ZATCA" guidance, reported 2026; VERIFIED as a regulator statement for the vehicle category). Two cautions specific to commercial trucks:</w:t>
       </w:r>
     </w:p>
     <w:p>
@@ -583,7 +329,25 @@
         <w:pStyle w:val="ListBullet"/>
       </w:pPr>
       <w:r>
-        <w:t>Confirm the live duty rate for the exact HS code (tractors, dump trucks, trailers and specialised bodies are not all the same code).</w:t>
+        <w:t xml:space="preserve">The widely quoted 5% is the </w:t>
+      </w:r>
+      <w:r>
+        <w:rPr>
+          <w:b/>
+        </w:rPr>
+        <w:t>passenger-vehicle</w:t>
+      </w:r>
+      <w:r>
+        <w:t xml:space="preserve"> position under the GCC Common External Tariff; </w:t>
+      </w:r>
+      <w:r>
+        <w:rPr>
+          <w:b/>
+        </w:rPr>
+        <w:t>goods-vehicle HS headings (tractors 87.01, goods vehicles 87.04, special-purpose 87.05, trailers 8716) are not all the same rate</w:t>
+      </w:r>
+      <w:r>
+        <w:t xml:space="preserve"> — some industry sources quote a higher rate for certain trucks. Classify the exact HS code and read the ZATCA tariff line rather than assuming 5%.</w:t>
       </w:r>
     </w:p>
     <w:p>
@@ -591,7 +355,69 @@
         <w:pStyle w:val="ListBullet"/>
       </w:pPr>
       <w:r>
-        <w:t>Confirm the 15% VAT base and any exemptions.</w:t>
+        <w:t xml:space="preserve">VAT is layered on the duty-inclusive customs value; always model duty </w:t>
+      </w:r>
+      <w:r>
+        <w:rPr>
+          <w:b/>
+        </w:rPr>
+        <w:t>and</w:t>
+      </w:r>
+      <w:r>
+        <w:t xml:space="preserve"> VAT together, HS-code-specific, and confirm any fee with ZATCA before contracting. Never finalise a Saudi landed cost from a freight blog's percentage.</w:t>
+      </w:r>
+    </w:p>
+    <w:p>
+      <w:pPr>
+        <w:pStyle w:val="Heading1"/>
+      </w:pPr>
+      <w:r>
+        <w:t>VIN Consistency Is Where Shipments Actually Fail</w:t>
+      </w:r>
+    </w:p>
+    <w:p>
+      <w:r>
+        <w:t xml:space="preserve">Across the PCoC, SCoC, commercial invoice, packing list, B/L and the chassis plate, the </w:t>
+      </w:r>
+      <w:r>
+        <w:rPr>
+          <w:b/>
+        </w:rPr>
+        <w:t>VIN/chassis number must be identical</w:t>
+      </w:r>
+      <w:r>
+        <w:t>. A mismatch between the certificate model and the shipped unit is the most common avoidable clearance failure for trucks, because the SCoC is tied to a specific shipment and invoice. Build the document set from one VIN list and re-check it before the vessel sails.</w:t>
+      </w:r>
+    </w:p>
+    <w:p>
+      <w:pPr>
+        <w:pStyle w:val="Heading1"/>
+      </w:pPr>
+      <w:r>
+        <w:t>Reported 2026 Changes That Are NOT Yet Treated as Fact</w:t>
+      </w:r>
+    </w:p>
+    <w:p>
+      <w:r>
+        <w:t xml:space="preserve">The following appear in dealer/logistics material but could </w:t>
+      </w:r>
+      <w:r>
+        <w:rPr>
+          <w:b/>
+        </w:rPr>
+        <w:t>not</w:t>
+      </w:r>
+      <w:r>
+        <w:t xml:space="preserve"> be traced to saso.gov.sa / saber.sa for this article, and the sources disagree with one another on dates and scope. They are therefore </w:t>
+      </w:r>
+      <w:r>
+        <w:rPr>
+          <w:b/>
+        </w:rPr>
+        <w:t>watchlist items to verify officially, not requirements to quote to a customer</w:t>
+      </w:r>
+      <w:r>
+        <w:t>:</w:t>
       </w:r>
     </w:p>
     <w:p>
@@ -599,7 +425,76 @@
         <w:pStyle w:val="ListBullet"/>
       </w:pPr>
       <w:r>
-        <w:t xml:space="preserve">A manufacturer source references a </w:t>
+        <w:t xml:space="preserve">A claimed </w:t>
+      </w:r>
+      <w:r>
+        <w:rPr>
+          <w:b/>
+        </w:rPr>
+        <w:t>mandatory "local" SASO type approval for newly imported heavy trucks</w:t>
+      </w:r>
+      <w:r>
+        <w:t xml:space="preserve"> under which foreign CE/ECE certificates would no longer be accepted, with testing at a designated Riyadh lab. Dealer briefings give </w:t>
+      </w:r>
+      <w:r>
+        <w:rPr>
+          <w:b/>
+        </w:rPr>
+        <w:t>conflicting notice/effective dates</w:t>
+      </w:r>
+      <w:r>
+        <w:t xml:space="preserve"> (one set says notice 28 Jul / effective 1 Aug; another says notice 1 Aug / effective 1 Sep) — a contradiction that itself shows the claim is not yet a citable rule.</w:t>
+      </w:r>
+    </w:p>
+    <w:p>
+      <w:pPr>
+        <w:pStyle w:val="ListBullet"/>
+      </w:pPr>
+      <w:r>
+        <w:t xml:space="preserve">A claimed </w:t>
+      </w:r>
+      <w:r>
+        <w:rPr>
+          <w:b/>
+        </w:rPr>
+        <w:t>ISO 22513-2 / RDI requirement</w:t>
+      </w:r>
+      <w:r>
+        <w:t xml:space="preserve"> and a claimed </w:t>
+      </w:r>
+      <w:r>
+        <w:rPr>
+          <w:b/>
+        </w:rPr>
+        <w:t>ADAS-type approval</w:t>
+      </w:r>
+      <w:r>
+        <w:t xml:space="preserve"> (AEB/LDW, UN R152 references) with similarly inconsistent dates.</w:t>
+      </w:r>
+    </w:p>
+    <w:p>
+      <w:pPr>
+        <w:pStyle w:val="ListBullet"/>
+      </w:pPr>
+      <w:r>
+        <w:t xml:space="preserve">A claimed </w:t>
+      </w:r>
+      <w:r>
+        <w:rPr>
+          <w:b/>
+        </w:rPr>
+        <w:t>72-hour "green fast-track"</w:t>
+      </w:r>
+      <w:r>
+        <w:t xml:space="preserve"> for Chinese new-energy heavy trucks meeting UN ECE R100.03 + GB/T 31467.3-2023 (single dealer source).</w:t>
+      </w:r>
+    </w:p>
+    <w:p>
+      <w:pPr>
+        <w:pStyle w:val="ListBullet"/>
+      </w:pPr>
+      <w:r>
+        <w:t xml:space="preserve">A claimed </w:t>
       </w:r>
       <w:r>
         <w:rPr>
@@ -608,12 +503,18 @@
         <w:t>carbon-tax pilot from 1 January 2026</w:t>
       </w:r>
       <w:r>
-        <w:t xml:space="preserve"> relevant to special vehicles — single-source; confirm scope and whether it touches your trucks.</w:t>
+        <w:t xml:space="preserve"> touching special vehicles (single manufacturer source).</w:t>
       </w:r>
     </w:p>
     <w:p>
       <w:r>
-        <w:t>Never quote a Saudi landed cost from these industry percentages alone; use a ZATCA-confirmed, HS-code-specific calculation.</w:t>
+        <w:rPr>
+          <w:b/>
+        </w:rPr>
+        <w:t>Procurement rule:</w:t>
+      </w:r>
+      <w:r>
+        <w:t xml:space="preserve"> obtain the actual SASO/SABER notice (or written confirmation from an accredited Saudi conformity body) before promising any of the above, and do not delay or route a shipment on the strength of a dealer's effective-date claim. SABER's established PCoC/SCoC process, by contrast, can be relied on now.</w:t>
       </w:r>
     </w:p>
     <w:p>
@@ -621,30 +522,61 @@
         <w:pStyle w:val="Heading1"/>
       </w:pPr>
       <w:r>
-        <w:t>Documents to Assemble (VIN-Consistent)</w:t>
+        <w:t>Used and Specialised Commercial Vehicles</w:t>
       </w:r>
     </w:p>
     <w:p>
       <w:r>
-        <w:t xml:space="preserve">Per logistics guidance, prepare: commercial invoice (certified/attested), certificate of origin, SASO/SABER conformity certificates, packing list and B/L, and for used units the </w:t>
+        <w:t xml:space="preserve">Dealer guidance suggests used commercial units face age/odometer ceilings (often described as within five years / under 100,000 km) plus a </w:t>
       </w:r>
       <w:r>
         <w:rPr>
           <w:b/>
         </w:rPr>
-        <w:t>home-country deregistration certificate</w:t>
+        <w:t>home-country deregistration/cancellation certificate</w:t>
       </w:r>
       <w:r>
-        <w:t xml:space="preserve">. Saudi Arabia/GCC is a </w:t>
+        <w:t>, but the exact model-specific limits were not captured from an official Saudi source — confirm them for the HS heading and obtain the deregistration document. For specialised/superstructure units (tankers, sweepers, reefers), request the conformity body's document list early, because mounted equipment can carry its own technical-regulation scope.</w:t>
+      </w:r>
+    </w:p>
+    <w:p>
+      <w:pPr>
+        <w:pStyle w:val="Heading1"/>
+      </w:pPr>
+      <w:r>
+        <w:t>What AutoBridge Adds Beyond the Dealer Briefings</w:t>
+      </w:r>
+    </w:p>
+    <w:p>
+      <w:r>
+        <w:t xml:space="preserve">Dealer notes blend the durable SABER process with rumoured rule changes and present both as equally certain. AutoBridge separates them: we build the </w:t>
       </w:r>
       <w:r>
         <w:rPr>
           <w:b/>
         </w:rPr>
-        <w:t>left-hand-drive (LHD)</w:t>
+        <w:t>PCoC→SCoC→Fasah document set around one VIN master list</w:t>
       </w:r>
       <w:r>
-        <w:t xml:space="preserve"> market — Chinese LHD trucks align, but confirm steering and that speedometer/lighting/labelling meet local requirements. Every document (invoice, certificate, chassis plate) must show the same VIN/chassis number; mismatches are a common clearance failure.</w:t>
+        <w:t xml:space="preserve">, classify the </w:t>
+      </w:r>
+      <w:r>
+        <w:rPr>
+          <w:b/>
+        </w:rPr>
+        <w:t>exact truck HS code before any duty figure is quoted</w:t>
+      </w:r>
+      <w:r>
+        <w:t xml:space="preserve">, and maintain a </w:t>
+      </w:r>
+      <w:r>
+        <w:rPr>
+          <w:b/>
+        </w:rPr>
+        <w:t>"reported vs officially confirmed" register</w:t>
+      </w:r>
+      <w:r>
+        <w:t xml:space="preserve"> for 2026 SASO changes so a customer is never sold a compliance route built on a contradictory dealer date.</w:t>
       </w:r>
     </w:p>
     <w:p>
@@ -660,7 +592,7 @@
         <w:pStyle w:val="ListNumber"/>
       </w:pPr>
       <w:r>
-        <w:t>Confirm the August-2026 SASO local-approval rule on saso.gov.sa and book the designated-lab test/document review early.</w:t>
+        <w:t>Classify the exact HS heading (tractor / goods / special / trailer) and obtain the ZATCA tariff line and VAT basis before pricing.</w:t>
       </w:r>
     </w:p>
     <w:p>
@@ -668,7 +600,16 @@
         <w:pStyle w:val="ListNumber"/>
       </w:pPr>
       <w:r>
-        <w:t>Classify the exact HS code and obtain ZATCA-confirmed duty/VAT before contracting.</w:t>
+        <w:t xml:space="preserve">Register the model on SABER and obtain the PCoC through an </w:t>
+      </w:r>
+      <w:r>
+        <w:rPr>
+          <w:b/>
+        </w:rPr>
+        <w:t>accredited</w:t>
+      </w:r>
+      <w:r>
+        <w:t xml:space="preserve"> body, well before shipment.</w:t>
       </w:r>
     </w:p>
     <w:p>
@@ -676,7 +617,7 @@
         <w:pStyle w:val="ListNumber"/>
       </w:pPr>
       <w:r>
-        <w:t>Register on SABER via an approved certification body; prepare PCoC/shipment CoC with matching VINs.</w:t>
+        <w:t>Prepare a single VIN master list; align invoice, packing list, B/L, PCoC and chassis plate to it.</w:t>
       </w:r>
     </w:p>
     <w:p>
@@ -684,7 +625,7 @@
         <w:pStyle w:val="ListNumber"/>
       </w:pPr>
       <w:r>
-        <w:t>For NEV/specialised trucks, verify the claimed fast-track/ECU pre-review in writing rather than assuming it applies.</w:t>
+        <w:t>After shipping, raise the VIN/Invoice/B-L-consistent SCoC and lodge through Fasah.</w:t>
       </w:r>
     </w:p>
     <w:p>
@@ -692,7 +633,16 @@
         <w:pStyle w:val="ListNumber"/>
       </w:pPr>
       <w:r>
-        <w:t>For used trucks, verify the age/mileage ceiling and obtain the deregistration document.</w:t>
+        <w:t xml:space="preserve">In parallel, ask the accredited body </w:t>
+      </w:r>
+      <w:r>
+        <w:rPr>
+          <w:b/>
+        </w:rPr>
+        <w:t>in writing</w:t>
+      </w:r>
+      <w:r>
+        <w:t xml:space="preserve"> whether any 2026 local-approval / RDI / ADAS requirement applies to your HS heading and date — and treat a "yes" as unconfirmed until an official SASO document is produced.</w:t>
       </w:r>
     </w:p>
     <w:p>
@@ -700,7 +650,7 @@
         <w:pStyle w:val="ListNumber"/>
       </w:pPr>
       <w:r>
-        <w:t>Confirm LHD and local lighting/labelling; align the document package for Fasah before the vessel arrives.</w:t>
+        <w:t>For used/specialised units, confirm age/mileage limits, deregistration paperwork and mounted-equipment scope.</w:t>
       </w:r>
     </w:p>
     <w:p>
@@ -708,7 +658,7 @@
         <w:pStyle w:val="Heading1"/>
       </w:pPr>
       <w:r>
-        <w:t>Risk List</w:t>
+        <w:t>Before Payment — Hold Until Documented</w:t>
       </w:r>
     </w:p>
     <w:p>
@@ -716,13 +666,7 @@
         <w:pStyle w:val="ListBullet"/>
       </w:pPr>
       <w:r>
-        <w:rPr>
-          <w:b/>
-        </w:rPr>
-        <w:t>Rule-change risk</w:t>
-      </w:r>
-      <w:r>
-        <w:t>: if the SASO local-approval rule is enforced as reported, a truck shipped with only CE/ECE paperwork can be refused.</w:t>
+        <w:t>PCoC route, accredited body and timeline confirmed in writing.</w:t>
       </w:r>
     </w:p>
     <w:p>
@@ -730,13 +674,7 @@
         <w:pStyle w:val="ListBullet"/>
       </w:pPr>
       <w:r>
-        <w:rPr>
-          <w:b/>
-        </w:rPr>
-        <w:t>Fast-track risk</w:t>
-      </w:r>
-      <w:r>
-        <w:t>: the 72-hour NEV green lane is dealer-reported; planning around it without official confirmation is dangerous.</w:t>
+        <w:t>ZATCA HS-specific duty + 15%-VAT calculation (not a borrowed 5% figure).</w:t>
       </w:r>
     </w:p>
     <w:p>
@@ -744,13 +682,7 @@
         <w:pStyle w:val="ListBullet"/>
       </w:pPr>
       <w:r>
-        <w:rPr>
-          <w:b/>
-        </w:rPr>
-        <w:t>HS/VAT risk</w:t>
-      </w:r>
-      <w:r>
-        <w:t>: wrong HS code or an assumed 5%/15% stack causes landed-cost errors.</w:t>
+        <w:t>VIN-consistent document set drafted against one master list.</w:t>
       </w:r>
     </w:p>
     <w:p>
@@ -758,13 +690,7 @@
         <w:pStyle w:val="ListBullet"/>
       </w:pPr>
       <w:r>
-        <w:rPr>
-          <w:b/>
-        </w:rPr>
-        <w:t>VIN-mismatch risk</w:t>
-      </w:r>
-      <w:r>
-        <w:t>: any inconsistency across SABER, invoice and chassis records stalls clearance.</w:t>
+        <w:t>Any claimed 2026 local-approval/fast-track/carbon rule supported by an official SASO/ZATCA document — otherwise excluded from the customer plan.</w:t>
       </w:r>
     </w:p>
     <w:p>
@@ -772,69 +698,7 @@
         <w:pStyle w:val="ListBullet"/>
       </w:pPr>
       <w:r>
-        <w:rPr>
-          <w:b/>
-        </w:rPr>
-        <w:t>Used-vehicle risk</w:t>
-      </w:r>
-      <w:r>
-        <w:t>: age/odometer limits can invalidate an otherwise conforming used truck.</w:t>
-      </w:r>
-    </w:p>
-    <w:p>
-      <w:pPr>
-        <w:pStyle w:val="Heading1"/>
-      </w:pPr>
-      <w:r>
-        <w:t>Before Payment — Confirmation List</w:t>
-      </w:r>
-    </w:p>
-    <w:p>
-      <w:pPr>
-        <w:pStyle w:val="ListBullet"/>
-      </w:pPr>
-      <w:r>
-        <w:t>Official SASO confirmation of the 2026 local type-approval requirement and the designated-lab process.</w:t>
-      </w:r>
-    </w:p>
-    <w:p>
-      <w:pPr>
-        <w:pStyle w:val="ListBullet"/>
-      </w:pPr>
-      <w:r>
-        <w:t>ZATCA-confirmed HS-specific duty and 15% VAT calculation (and carbon-tax applicability).</w:t>
-      </w:r>
-    </w:p>
-    <w:p>
-      <w:pPr>
-        <w:pStyle w:val="ListBullet"/>
-      </w:pPr>
-      <w:r>
-        <w:t>SABER certificate route, approved body and timeline in writing.</w:t>
-      </w:r>
-    </w:p>
-    <w:p>
-      <w:pPr>
-        <w:pStyle w:val="ListBullet"/>
-      </w:pPr>
-      <w:r>
-        <w:t>For NEV: written confirmation of R100.03/GB-T 31467.3 fast-track eligibility.</w:t>
-      </w:r>
-    </w:p>
-    <w:p>
-      <w:pPr>
-        <w:pStyle w:val="ListBullet"/>
-      </w:pPr>
-      <w:r>
-        <w:t>For used: age/mileage proof and deregistration certificate.</w:t>
-      </w:r>
-    </w:p>
-    <w:p>
-      <w:pPr>
-        <w:pStyle w:val="ListBullet"/>
-      </w:pPr>
-      <w:r>
-        <w:t>LHD confirmation and a VIN-consistent document set.</w:t>
+        <w:t>Used-unit age/mileage proof and deregistration certificate; LHD and local lighting/labelling confirmed.</w:t>
       </w:r>
     </w:p>
     <w:p>
@@ -850,46 +714,46 @@
         <w:rPr>
           <w:b/>
         </w:rPr>
-        <w:t>Did Saudi stop accepting CE/ECE for heavy trucks?</w:t>
+        <w:t>What is SABER and why two certificates?</w:t>
       </w:r>
       <w:r>
-        <w:t xml:space="preserve"> A July-2026 SASO notice reported by a dealer says that from 1 August 2026 heavy trucks need SASO local type approval and CE/ECE is no longer a substitute — confirm on saso.gov.sa before shipping. </w:t>
+        <w:t xml:space="preserve"> SABER is Saudi's official SASO-overseen conformity platform: the PCoC approves the model (before shipment) and the per-shipment SCoC is tied to the invoice/B/L and is required for customs release. </w:t>
       </w:r>
       <w:r>
         <w:rPr>
           <w:b/>
         </w:rPr>
-        <w:t>What is SABER?</w:t>
+        <w:t>What duty and VAT does a truck pay?</w:t>
       </w:r>
       <w:r>
-        <w:t xml:space="preserve"> It is Saudi's online conformity platform where product and shipment certificates are issued; VINs must match across all paperwork, with clearance through Fasah. </w:t>
+        <w:t xml:space="preserve"> ZATCA states 5% duty plus 15% VAT on the duty-inclusive value for the vehicle category, but goods-vehicle HS headings differ — classify the exact code and confirm the line with ZATCA rather than assuming 5%. </w:t>
       </w:r>
       <w:r>
         <w:rPr>
           <w:b/>
         </w:rPr>
-        <w:t>What duty and VAT apply?</w:t>
+        <w:t>Did Saudi stop accepting CE/ECE for heavy trucks in 2026?</w:t>
       </w:r>
       <w:r>
-        <w:t xml:space="preserve"> Industry sources cite 5% duty on CIF plus 15% VAT layered on CIF+duty, but confirm the exact HS-code figures with ZATCA. </w:t>
+        <w:t xml:space="preserve"> Dealer claims to that effect give conflicting dates and were not traced to a SASO primary source; treat it as unverified and obtain the official SASO/SABER notice before relying on it. </w:t>
       </w:r>
       <w:r>
         <w:rPr>
           <w:b/>
         </w:rPr>
-        <w:t>Can I import a used Chinese truck?</w:t>
+        <w:t>Is there a 72-hour fast lane for electric trucks?</w:t>
       </w:r>
       <w:r>
-        <w:t xml:space="preserve"> Dealer guidance points to a ~5-year / 100,000 km ceiling plus deregistration paperwork; verify the model-specific rule officially. </w:t>
+        <w:t xml:space="preserve"> Only a single dealer source claims it; it is not treated as fact here — confirm officially before planning around it. </w:t>
       </w:r>
       <w:r>
         <w:rPr>
           <w:b/>
         </w:rPr>
-        <w:t>Is there a fast lane for electric heavy trucks?</w:t>
+        <w:t>What is the most common clearance failure?</w:t>
       </w:r>
       <w:r>
-        <w:t xml:space="preserve"> A dealer report describes a 72-hour green lane for trucks meeting UN ECE R100.03 and GB/T 31467.3-2023; treat as unverified until confirmed by the Saudi authority.</w:t>
+        <w:t xml:space="preserve"> VIN mismatch across the PCoC/SCoC, invoice, B/L and chassis plate; one VIN master list prevents it.</w:t>
       </w:r>
     </w:p>
     <w:p>
@@ -907,17 +771,18 @@
         <w:tblLook w:firstColumn="1" w:firstRow="1" w:lastColumn="0" w:lastRow="0" w:noHBand="0" w:noVBand="1" w:val="04A0"/>
       </w:tblPr>
       <w:tblGrid>
-        <w:gridCol w:w="1440"/>
-        <w:gridCol w:w="1440"/>
-        <w:gridCol w:w="1440"/>
-        <w:gridCol w:w="1440"/>
-        <w:gridCol w:w="1440"/>
-        <w:gridCol w:w="1440"/>
+        <w:gridCol w:w="1234"/>
+        <w:gridCol w:w="1234"/>
+        <w:gridCol w:w="1234"/>
+        <w:gridCol w:w="1234"/>
+        <w:gridCol w:w="1234"/>
+        <w:gridCol w:w="1234"/>
+        <w:gridCol w:w="1234"/>
       </w:tblGrid>
       <w:tr>
         <w:tc>
           <w:tcPr>
-            <w:tcW w:type="dxa" w:w="1440"/>
+            <w:tcW w:type="dxa" w:w="1234"/>
             <w:shd w:val="clear" w:fill="EAF0F6"/>
           </w:tcPr>
           <w:p>
@@ -938,7 +803,7 @@
         </w:tc>
         <w:tc>
           <w:tcPr>
-            <w:tcW w:type="dxa" w:w="1440"/>
+            <w:tcW w:type="dxa" w:w="1234"/>
             <w:shd w:val="clear" w:fill="EAF0F6"/>
           </w:tcPr>
           <w:p>
@@ -959,7 +824,7 @@
         </w:tc>
         <w:tc>
           <w:tcPr>
-            <w:tcW w:type="dxa" w:w="1440"/>
+            <w:tcW w:type="dxa" w:w="1234"/>
             <w:shd w:val="clear" w:fill="EAF0F6"/>
           </w:tcPr>
           <w:p>
@@ -980,7 +845,7 @@
         </w:tc>
         <w:tc>
           <w:tcPr>
-            <w:tcW w:type="dxa" w:w="1440"/>
+            <w:tcW w:type="dxa" w:w="1234"/>
             <w:shd w:val="clear" w:fill="EAF0F6"/>
           </w:tcPr>
           <w:p>
@@ -1001,7 +866,7 @@
         </w:tc>
         <w:tc>
           <w:tcPr>
-            <w:tcW w:type="dxa" w:w="1440"/>
+            <w:tcW w:type="dxa" w:w="1234"/>
             <w:shd w:val="clear" w:fill="EAF0F6"/>
           </w:tcPr>
           <w:p>
@@ -1022,7 +887,28 @@
         </w:tc>
         <w:tc>
           <w:tcPr>
-            <w:tcW w:type="dxa" w:w="1440"/>
+            <w:tcW w:type="dxa" w:w="1234"/>
+            <w:shd w:val="clear" w:fill="EAF0F6"/>
+          </w:tcPr>
+          <w:p>
+            <w:r>
+              <w:rPr>
+                <w:b/>
+                <w:sz w:val="20"/>
+              </w:rPr>
+            </w:r>
+            <w:r>
+              <w:rPr>
+                <w:b/>
+                <w:sz w:val="20"/>
+              </w:rPr>
+              <w:t>Confidence</w:t>
+            </w:r>
+          </w:p>
+        </w:tc>
+        <w:tc>
+          <w:tcPr>
+            <w:tcW w:type="dxa" w:w="1234"/>
             <w:shd w:val="clear" w:fill="EAF0F6"/>
           </w:tcPr>
           <w:p>
@@ -1045,7 +931,7 @@
       <w:tr>
         <w:tc>
           <w:tcPr>
-            <w:tcW w:type="dxa" w:w="1440"/>
+            <w:tcW w:type="dxa" w:w="1234"/>
           </w:tcPr>
           <w:p>
             <w:r>
@@ -1057,13 +943,13 @@
               <w:rPr>
                 <w:sz w:val="20"/>
               </w:rPr>
-              <w:t>Saudi truck imports face new SASO local approval rule</w:t>
+              <w:t>SABER official conformity platform</w:t>
             </w:r>
           </w:p>
         </w:tc>
         <w:tc>
           <w:tcPr>
-            <w:tcW w:type="dxa" w:w="1440"/>
+            <w:tcW w:type="dxa" w:w="1234"/>
           </w:tcPr>
           <w:p>
             <w:r>
@@ -1075,13 +961,26 @@
               <w:rPr>
                 <w:sz w:val="20"/>
               </w:rPr>
-              <w:t>SHACMAN Global (dealer, time-sensitive)</w:t>
+              <w:t>SASO / Thiqah (</w:t>
+            </w:r>
+            <w:r>
+              <w:rPr>
+                <w:b/>
+                <w:sz w:val="20"/>
+              </w:rPr>
+              <w:t>government platform official</w:t>
+            </w:r>
+            <w:r>
+              <w:rPr>
+                <w:sz w:val="20"/>
+              </w:rPr>
+              <w:t>)</w:t>
             </w:r>
           </w:p>
         </w:tc>
         <w:tc>
           <w:tcPr>
-            <w:tcW w:type="dxa" w:w="1440"/>
+            <w:tcW w:type="dxa" w:w="1234"/>
           </w:tcPr>
           <w:p>
             <w:r>
@@ -1099,7 +998,406 @@
         </w:tc>
         <w:tc>
           <w:tcPr>
-            <w:tcW w:type="dxa" w:w="1440"/>
+            <w:tcW w:type="dxa" w:w="1234"/>
+          </w:tcPr>
+          <w:p>
+            <w:r>
+              <w:rPr>
+                <w:sz w:val="20"/>
+              </w:rPr>
+            </w:r>
+            <w:r>
+              <w:rPr>
+                <w:sz w:val="20"/>
+              </w:rPr>
+              <w:t>https://saber.sa/</w:t>
+            </w:r>
+          </w:p>
+        </w:tc>
+        <w:tc>
+          <w:tcPr>
+            <w:tcW w:type="dxa" w:w="1234"/>
+          </w:tcPr>
+          <w:p>
+            <w:r>
+              <w:rPr>
+                <w:sz w:val="20"/>
+              </w:rPr>
+            </w:r>
+            <w:r>
+              <w:rPr>
+                <w:sz w:val="20"/>
+              </w:rPr>
+              <w:t>2026-09-03</w:t>
+            </w:r>
+          </w:p>
+        </w:tc>
+        <w:tc>
+          <w:tcPr>
+            <w:tcW w:type="dxa" w:w="1234"/>
+          </w:tcPr>
+          <w:p>
+            <w:r>
+              <w:rPr>
+                <w:sz w:val="20"/>
+              </w:rPr>
+            </w:r>
+            <w:r>
+              <w:rPr>
+                <w:b/>
+                <w:sz w:val="20"/>
+              </w:rPr>
+              <w:t>VERIFIED</w:t>
+            </w:r>
+          </w:p>
+        </w:tc>
+        <w:tc>
+          <w:tcPr>
+            <w:tcW w:type="dxa" w:w="1234"/>
+          </w:tcPr>
+          <w:p>
+            <w:r>
+              <w:rPr>
+                <w:sz w:val="20"/>
+              </w:rPr>
+            </w:r>
+            <w:r>
+              <w:rPr>
+                <w:sz w:val="20"/>
+              </w:rPr>
+              <w:t>PCoC/SCoC architecture, accredited-body issuance, pre-shipment timing</w:t>
+            </w:r>
+          </w:p>
+        </w:tc>
+      </w:tr>
+      <w:tr>
+        <w:tc>
+          <w:tcPr>
+            <w:tcW w:type="dxa" w:w="1234"/>
+          </w:tcPr>
+          <w:p>
+            <w:r>
+              <w:rPr>
+                <w:sz w:val="20"/>
+              </w:rPr>
+            </w:r>
+            <w:r>
+              <w:rPr>
+                <w:sz w:val="20"/>
+              </w:rPr>
+              <w:t>Saudi Arabia — Standards for Trade (SABER described)</w:t>
+            </w:r>
+          </w:p>
+        </w:tc>
+        <w:tc>
+          <w:tcPr>
+            <w:tcW w:type="dxa" w:w="1234"/>
+          </w:tcPr>
+          <w:p>
+            <w:r>
+              <w:rPr>
+                <w:sz w:val="20"/>
+              </w:rPr>
+            </w:r>
+            <w:r>
+              <w:rPr>
+                <w:sz w:val="20"/>
+              </w:rPr>
+              <w:t>US International Trade Administration (</w:t>
+            </w:r>
+            <w:r>
+              <w:rPr>
+                <w:b/>
+                <w:sz w:val="20"/>
+              </w:rPr>
+              <w:t>government official</w:t>
+            </w:r>
+            <w:r>
+              <w:rPr>
+                <w:sz w:val="20"/>
+              </w:rPr>
+              <w:t>)</w:t>
+            </w:r>
+          </w:p>
+        </w:tc>
+        <w:tc>
+          <w:tcPr>
+            <w:tcW w:type="dxa" w:w="1234"/>
+          </w:tcPr>
+          <w:p>
+            <w:r>
+              <w:rPr>
+                <w:sz w:val="20"/>
+              </w:rPr>
+            </w:r>
+            <w:r>
+              <w:rPr>
+                <w:sz w:val="20"/>
+              </w:rPr>
+              <w:t>SA/US</w:t>
+            </w:r>
+          </w:p>
+        </w:tc>
+        <w:tc>
+          <w:tcPr>
+            <w:tcW w:type="dxa" w:w="1234"/>
+          </w:tcPr>
+          <w:p>
+            <w:r>
+              <w:rPr>
+                <w:sz w:val="20"/>
+              </w:rPr>
+            </w:r>
+            <w:r>
+              <w:rPr>
+                <w:sz w:val="20"/>
+              </w:rPr>
+              <w:t>https://www.trade.gov/country-commercial-guides/saudi-arabia-standards-trade</w:t>
+            </w:r>
+          </w:p>
+        </w:tc>
+        <w:tc>
+          <w:tcPr>
+            <w:tcW w:type="dxa" w:w="1234"/>
+          </w:tcPr>
+          <w:p>
+            <w:r>
+              <w:rPr>
+                <w:sz w:val="20"/>
+              </w:rPr>
+            </w:r>
+            <w:r>
+              <w:rPr>
+                <w:sz w:val="20"/>
+              </w:rPr>
+              <w:t>2026-09-03</w:t>
+            </w:r>
+          </w:p>
+        </w:tc>
+        <w:tc>
+          <w:tcPr>
+            <w:tcW w:type="dxa" w:w="1234"/>
+          </w:tcPr>
+          <w:p>
+            <w:r>
+              <w:rPr>
+                <w:sz w:val="20"/>
+              </w:rPr>
+            </w:r>
+            <w:r>
+              <w:rPr>
+                <w:b/>
+                <w:sz w:val="20"/>
+              </w:rPr>
+              <w:t>VERIFIED</w:t>
+            </w:r>
+          </w:p>
+        </w:tc>
+        <w:tc>
+          <w:tcPr>
+            <w:tcW w:type="dxa" w:w="1234"/>
+          </w:tcPr>
+          <w:p>
+            <w:r>
+              <w:rPr>
+                <w:sz w:val="20"/>
+              </w:rPr>
+            </w:r>
+            <w:r>
+              <w:rPr>
+                <w:sz w:val="20"/>
+              </w:rPr>
+              <w:t>SABER connects importers/accredited bodies/customs; conformity workflow</w:t>
+            </w:r>
+          </w:p>
+        </w:tc>
+      </w:tr>
+      <w:tr>
+        <w:tc>
+          <w:tcPr>
+            <w:tcW w:type="dxa" w:w="1234"/>
+          </w:tcPr>
+          <w:p>
+            <w:r>
+              <w:rPr>
+                <w:sz w:val="20"/>
+              </w:rPr>
+            </w:r>
+            <w:r>
+              <w:rPr>
+                <w:sz w:val="20"/>
+              </w:rPr>
+              <w:t>ZATCA vehicle-import duty/VAT clarification (5% + 15%)</w:t>
+            </w:r>
+          </w:p>
+        </w:tc>
+        <w:tc>
+          <w:tcPr>
+            <w:tcW w:type="dxa" w:w="1234"/>
+          </w:tcPr>
+          <w:p>
+            <w:r>
+              <w:rPr>
+                <w:sz w:val="20"/>
+              </w:rPr>
+            </w:r>
+            <w:r>
+              <w:rPr>
+                <w:sz w:val="20"/>
+              </w:rPr>
+              <w:t>ZATCA via public guidance reporting</w:t>
+            </w:r>
+          </w:p>
+        </w:tc>
+        <w:tc>
+          <w:tcPr>
+            <w:tcW w:type="dxa" w:w="1234"/>
+          </w:tcPr>
+          <w:p>
+            <w:r>
+              <w:rPr>
+                <w:sz w:val="20"/>
+              </w:rPr>
+            </w:r>
+            <w:r>
+              <w:rPr>
+                <w:sz w:val="20"/>
+              </w:rPr>
+              <w:t>SA</w:t>
+            </w:r>
+          </w:p>
+        </w:tc>
+        <w:tc>
+          <w:tcPr>
+            <w:tcW w:type="dxa" w:w="1234"/>
+          </w:tcPr>
+          <w:p>
+            <w:r>
+              <w:rPr>
+                <w:sz w:val="20"/>
+              </w:rPr>
+            </w:r>
+            <w:r>
+              <w:rPr>
+                <w:sz w:val="20"/>
+              </w:rPr>
+              <w:t>https://english.ajel.sa/news/f7sn5nj77 (reporting ZATCA "Ask ZATCA"; primary: zatca.gov.sa)</w:t>
+            </w:r>
+          </w:p>
+        </w:tc>
+        <w:tc>
+          <w:tcPr>
+            <w:tcW w:type="dxa" w:w="1234"/>
+          </w:tcPr>
+          <w:p>
+            <w:r>
+              <w:rPr>
+                <w:sz w:val="20"/>
+              </w:rPr>
+            </w:r>
+            <w:r>
+              <w:rPr>
+                <w:sz w:val="20"/>
+              </w:rPr>
+              <w:t>2026-09-03</w:t>
+            </w:r>
+          </w:p>
+        </w:tc>
+        <w:tc>
+          <w:tcPr>
+            <w:tcW w:type="dxa" w:w="1234"/>
+          </w:tcPr>
+          <w:p>
+            <w:r>
+              <w:rPr>
+                <w:sz w:val="20"/>
+              </w:rPr>
+            </w:r>
+            <w:r>
+              <w:rPr>
+                <w:sz w:val="20"/>
+              </w:rPr>
+              <w:t>CROSS_CHECKED</w:t>
+            </w:r>
+          </w:p>
+        </w:tc>
+        <w:tc>
+          <w:tcPr>
+            <w:tcW w:type="dxa" w:w="1234"/>
+          </w:tcPr>
+          <w:p>
+            <w:r>
+              <w:rPr>
+                <w:sz w:val="20"/>
+              </w:rPr>
+            </w:r>
+            <w:r>
+              <w:rPr>
+                <w:sz w:val="20"/>
+              </w:rPr>
+              <w:t>5% duty on value, 15% VAT on duty-inclusive total (vehicle category; truck HS to confirm)</w:t>
+            </w:r>
+          </w:p>
+        </w:tc>
+      </w:tr>
+      <w:tr>
+        <w:tc>
+          <w:tcPr>
+            <w:tcW w:type="dxa" w:w="1234"/>
+          </w:tcPr>
+          <w:p>
+            <w:r>
+              <w:rPr>
+                <w:sz w:val="20"/>
+              </w:rPr>
+            </w:r>
+            <w:r>
+              <w:rPr>
+                <w:sz w:val="20"/>
+              </w:rPr>
+              <w:t>Reported SASO 2026 heavy-truck local-approval rule (conflicting dates)</w:t>
+            </w:r>
+          </w:p>
+        </w:tc>
+        <w:tc>
+          <w:tcPr>
+            <w:tcW w:type="dxa" w:w="1234"/>
+          </w:tcPr>
+          <w:p>
+            <w:r>
+              <w:rPr>
+                <w:sz w:val="20"/>
+              </w:rPr>
+            </w:r>
+            <w:r>
+              <w:rPr>
+                <w:sz w:val="20"/>
+              </w:rPr>
+              <w:t>SHACMAN Global (dealer)</w:t>
+            </w:r>
+          </w:p>
+        </w:tc>
+        <w:tc>
+          <w:tcPr>
+            <w:tcW w:type="dxa" w:w="1234"/>
+          </w:tcPr>
+          <w:p>
+            <w:r>
+              <w:rPr>
+                <w:sz w:val="20"/>
+              </w:rPr>
+            </w:r>
+            <w:r>
+              <w:rPr>
+                <w:sz w:val="20"/>
+              </w:rPr>
+              <w:t>SA</w:t>
+            </w:r>
+          </w:p>
+        </w:tc>
+        <w:tc>
+          <w:tcPr>
+            <w:tcW w:type="dxa" w:w="1234"/>
           </w:tcPr>
           <w:p>
             <w:r>
@@ -1117,7 +1415,7 @@
         </w:tc>
         <w:tc>
           <w:tcPr>
-            <w:tcW w:type="dxa" w:w="1440"/>
+            <w:tcW w:type="dxa" w:w="1234"/>
           </w:tcPr>
           <w:p>
             <w:r>
@@ -1129,13 +1427,13 @@
               <w:rPr>
                 <w:sz w:val="20"/>
               </w:rPr>
-              <w:t>2026-09-02</w:t>
+              <w:t>2026-09-03</w:t>
             </w:r>
           </w:p>
         </w:tc>
         <w:tc>
           <w:tcPr>
-            <w:tcW w:type="dxa" w:w="1440"/>
+            <w:tcW w:type="dxa" w:w="1234"/>
           </w:tcPr>
           <w:p>
             <w:r>
@@ -1147,15 +1445,13 @@
               <w:rPr>
                 <w:sz w:val="20"/>
               </w:rPr>
-              <w:t>SASO notice 2026-07-28; local approval from 2026-08-01; CE/ECE not accepted; Riyadh lab</w:t>
+              <w:t>UNVERIFIED</w:t>
             </w:r>
           </w:p>
         </w:tc>
-      </w:tr>
-      <w:tr>
         <w:tc>
           <w:tcPr>
-            <w:tcW w:type="dxa" w:w="1440"/>
+            <w:tcW w:type="dxa" w:w="1234"/>
           </w:tcPr>
           <w:p>
             <w:r>
@@ -1167,13 +1463,15 @@
               <w:rPr>
                 <w:sz w:val="20"/>
               </w:rPr>
-              <w:t>Importing trucks/heavy vehicles guide</w:t>
+              <w:t>Claim only; NOT adopted as fact (date conflicts with other dealers)</w:t>
             </w:r>
           </w:p>
         </w:tc>
+      </w:tr>
+      <w:tr>
         <w:tc>
           <w:tcPr>
-            <w:tcW w:type="dxa" w:w="1440"/>
+            <w:tcW w:type="dxa" w:w="1234"/>
           </w:tcPr>
           <w:p>
             <w:r>
@@ -1185,13 +1483,31 @@
               <w:rPr>
                 <w:sz w:val="20"/>
               </w:rPr>
-              <w:t>Terrace International (logistics adviser)</w:t>
+              <w:t>Reported ISO 22513-2/RDI mandate</w:t>
             </w:r>
           </w:p>
         </w:tc>
         <w:tc>
           <w:tcPr>
-            <w:tcW w:type="dxa" w:w="1440"/>
+            <w:tcW w:type="dxa" w:w="1234"/>
+          </w:tcPr>
+          <w:p>
+            <w:r>
+              <w:rPr>
+                <w:sz w:val="20"/>
+              </w:rPr>
+            </w:r>
+            <w:r>
+              <w:rPr>
+                <w:sz w:val="20"/>
+              </w:rPr>
+              <w:t>SinotruckExp (dealer)</w:t>
+            </w:r>
+          </w:p>
+        </w:tc>
+        <w:tc>
+          <w:tcPr>
+            <w:tcW w:type="dxa" w:w="1234"/>
           </w:tcPr>
           <w:p>
             <w:r>
@@ -1209,7 +1525,7 @@
         </w:tc>
         <w:tc>
           <w:tcPr>
-            <w:tcW w:type="dxa" w:w="1440"/>
+            <w:tcW w:type="dxa" w:w="1234"/>
           </w:tcPr>
           <w:p>
             <w:r>
@@ -1221,13 +1537,13 @@
               <w:rPr>
                 <w:sz w:val="20"/>
               </w:rPr>
-              <w:t>https://terraceltd.com/en/blog/import-trucks-heavy-vehicles</w:t>
+              <w:t>https://www.sinotruckexp.com/news/policy/Policy_Regulations/Saudi_SASO_Mandates_ISO_22513_2_RDI_for_Heavy_Trucks_from_Aug_2026.html</w:t>
             </w:r>
           </w:p>
         </w:tc>
         <w:tc>
           <w:tcPr>
-            <w:tcW w:type="dxa" w:w="1440"/>
+            <w:tcW w:type="dxa" w:w="1234"/>
           </w:tcPr>
           <w:p>
             <w:r>
@@ -1239,13 +1555,13 @@
               <w:rPr>
                 <w:sz w:val="20"/>
               </w:rPr>
-              <w:t>2026-09-02</w:t>
+              <w:t>2026-09-03</w:t>
             </w:r>
           </w:p>
         </w:tc>
         <w:tc>
           <w:tcPr>
-            <w:tcW w:type="dxa" w:w="1440"/>
+            <w:tcW w:type="dxa" w:w="1234"/>
           </w:tcPr>
           <w:p>
             <w:r>
@@ -1257,15 +1573,13 @@
               <w:rPr>
                 <w:sz w:val="20"/>
               </w:rPr>
-              <w:t>SABER conformity, VIN consistency, document list, used limits</w:t>
+              <w:t>UNVERIFIED</w:t>
             </w:r>
           </w:p>
         </w:tc>
-      </w:tr>
-      <w:tr>
         <w:tc>
           <w:tcPr>
-            <w:tcW w:type="dxa" w:w="1440"/>
+            <w:tcW w:type="dxa" w:w="1234"/>
           </w:tcPr>
           <w:p>
             <w:r>
@@ -1277,13 +1591,15 @@
               <w:rPr>
                 <w:sz w:val="20"/>
               </w:rPr>
-              <w:t>Importing a car to Saudi: duties/SASO</w:t>
+              <w:t>Claim only; retained as watchlist, not fact</w:t>
             </w:r>
           </w:p>
         </w:tc>
+      </w:tr>
+      <w:tr>
         <w:tc>
           <w:tcPr>
-            <w:tcW w:type="dxa" w:w="1440"/>
+            <w:tcW w:type="dxa" w:w="1234"/>
           </w:tcPr>
           <w:p>
             <w:r>
@@ -1295,13 +1611,13 @@
               <w:rPr>
                 <w:sz w:val="20"/>
               </w:rPr>
-              <w:t>YallaMotor (auto media)</w:t>
+              <w:t>Middle East type-approval background (SABER, UN R155/156 context)</w:t>
             </w:r>
           </w:p>
         </w:tc>
         <w:tc>
           <w:tcPr>
-            <w:tcW w:type="dxa" w:w="1440"/>
+            <w:tcW w:type="dxa" w:w="1234"/>
           </w:tcPr>
           <w:p>
             <w:r>
@@ -1313,13 +1629,13 @@
               <w:rPr>
                 <w:sz w:val="20"/>
               </w:rPr>
-              <w:t>SA</w:t>
+              <w:t>Obsidian Risk (compliance blog)</w:t>
             </w:r>
           </w:p>
         </w:tc>
         <w:tc>
           <w:tcPr>
-            <w:tcW w:type="dxa" w:w="1440"/>
+            <w:tcW w:type="dxa" w:w="1234"/>
           </w:tcPr>
           <w:p>
             <w:r>
@@ -1331,13 +1647,13 @@
               <w:rPr>
                 <w:sz w:val="20"/>
               </w:rPr>
-              <w:t>https://www.yallamotor.com/news/import-car-saudi-arabia-duties-saso-approvals-ceer-era-restrictions-55563</w:t>
+              <w:t>ME</w:t>
             </w:r>
           </w:p>
         </w:tc>
         <w:tc>
           <w:tcPr>
-            <w:tcW w:type="dxa" w:w="1440"/>
+            <w:tcW w:type="dxa" w:w="1234"/>
           </w:tcPr>
           <w:p>
             <w:r>
@@ -1349,13 +1665,13 @@
               <w:rPr>
                 <w:sz w:val="20"/>
               </w:rPr>
-              <w:t>2026-09-02</w:t>
+              <w:t>https://obsidianri.com/blog/vehicle-type-approval-regulatory-compliance-middle-east</w:t>
             </w:r>
           </w:p>
         </w:tc>
         <w:tc>
           <w:tcPr>
-            <w:tcW w:type="dxa" w:w="1440"/>
+            <w:tcW w:type="dxa" w:w="1234"/>
           </w:tcPr>
           <w:p>
             <w:r>
@@ -1367,15 +1683,13 @@
               <w:rPr>
                 <w:sz w:val="20"/>
               </w:rPr>
-              <w:t>SASO/SABER/Fasah, 5%+15% industry figures</w:t>
+              <w:t>2026-09-03</w:t>
             </w:r>
           </w:p>
         </w:tc>
-      </w:tr>
-      <w:tr>
         <w:tc>
           <w:tcPr>
-            <w:tcW w:type="dxa" w:w="1440"/>
+            <w:tcW w:type="dxa" w:w="1234"/>
           </w:tcPr>
           <w:p>
             <w:r>
@@ -1387,13 +1701,13 @@
               <w:rPr>
                 <w:sz w:val="20"/>
               </w:rPr>
-              <w:t>Importing 40-ft flatbed trailers to Saudi</w:t>
+              <w:t>SINGLE_SOURCE</w:t>
             </w:r>
           </w:p>
         </w:tc>
         <w:tc>
           <w:tcPr>
-            <w:tcW w:type="dxa" w:w="1440"/>
+            <w:tcW w:type="dxa" w:w="1234"/>
           </w:tcPr>
           <w:p>
             <w:r>
@@ -1405,409 +1719,7 @@
               <w:rPr>
                 <w:sz w:val="20"/>
               </w:rPr>
-              <w:t>Lucsun Trailer (industry)</w:t>
-            </w:r>
-          </w:p>
-        </w:tc>
-        <w:tc>
-          <w:tcPr>
-            <w:tcW w:type="dxa" w:w="1440"/>
-          </w:tcPr>
-          <w:p>
-            <w:r>
-              <w:rPr>
-                <w:sz w:val="20"/>
-              </w:rPr>
-            </w:r>
-            <w:r>
-              <w:rPr>
-                <w:sz w:val="20"/>
-              </w:rPr>
-              <w:t>SA</w:t>
-            </w:r>
-          </w:p>
-        </w:tc>
-        <w:tc>
-          <w:tcPr>
-            <w:tcW w:type="dxa" w:w="1440"/>
-          </w:tcPr>
-          <w:p>
-            <w:r>
-              <w:rPr>
-                <w:sz w:val="20"/>
-              </w:rPr>
-            </w:r>
-            <w:r>
-              <w:rPr>
-                <w:sz w:val="20"/>
-              </w:rPr>
-              <w:t>https://www.lucksuntrailer.com/how-to-import-40ft-flatbed-trailers-from-china-to-saudi-arabia/</w:t>
-            </w:r>
-          </w:p>
-        </w:tc>
-        <w:tc>
-          <w:tcPr>
-            <w:tcW w:type="dxa" w:w="1440"/>
-          </w:tcPr>
-          <w:p>
-            <w:r>
-              <w:rPr>
-                <w:sz w:val="20"/>
-              </w:rPr>
-            </w:r>
-            <w:r>
-              <w:rPr>
-                <w:sz w:val="20"/>
-              </w:rPr>
-              <w:t>2026-09-02</w:t>
-            </w:r>
-          </w:p>
-        </w:tc>
-        <w:tc>
-          <w:tcPr>
-            <w:tcW w:type="dxa" w:w="1440"/>
-          </w:tcPr>
-          <w:p>
-            <w:r>
-              <w:rPr>
-                <w:sz w:val="20"/>
-              </w:rPr>
-            </w:r>
-            <w:r>
-              <w:rPr>
-                <w:sz w:val="20"/>
-              </w:rPr>
-              <w:t>5% duty + 15% VAT layering (industry; ZATCA confirmation needed)</w:t>
-            </w:r>
-          </w:p>
-        </w:tc>
-      </w:tr>
-      <w:tr>
-        <w:tc>
-          <w:tcPr>
-            <w:tcW w:type="dxa" w:w="1440"/>
-          </w:tcPr>
-          <w:p>
-            <w:r>
-              <w:rPr>
-                <w:sz w:val="20"/>
-              </w:rPr>
-            </w:r>
-            <w:r>
-              <w:rPr>
-                <w:sz w:val="20"/>
-              </w:rPr>
-              <w:t>Import used commercial vehicles from China</w:t>
-            </w:r>
-          </w:p>
-        </w:tc>
-        <w:tc>
-          <w:tcPr>
-            <w:tcW w:type="dxa" w:w="1440"/>
-          </w:tcPr>
-          <w:p>
-            <w:r>
-              <w:rPr>
-                <w:sz w:val="20"/>
-              </w:rPr>
-            </w:r>
-            <w:r>
-              <w:rPr>
-                <w:sz w:val="20"/>
-              </w:rPr>
-              <w:t>KeyChain Auto (export service)</w:t>
-            </w:r>
-          </w:p>
-        </w:tc>
-        <w:tc>
-          <w:tcPr>
-            <w:tcW w:type="dxa" w:w="1440"/>
-          </w:tcPr>
-          <w:p>
-            <w:r>
-              <w:rPr>
-                <w:sz w:val="20"/>
-              </w:rPr>
-            </w:r>
-            <w:r>
-              <w:rPr>
-                <w:sz w:val="20"/>
-              </w:rPr>
-              <w:t>SA</w:t>
-            </w:r>
-          </w:p>
-        </w:tc>
-        <w:tc>
-          <w:tcPr>
-            <w:tcW w:type="dxa" w:w="1440"/>
-          </w:tcPr>
-          <w:p>
-            <w:r>
-              <w:rPr>
-                <w:sz w:val="20"/>
-              </w:rPr>
-            </w:r>
-            <w:r>
-              <w:rPr>
-                <w:sz w:val="20"/>
-              </w:rPr>
-              <w:t>https://www.keychainauto.com/how-to-import-used-commercial-vehicles-like-buses-and-trucks-to-saudi-arabia-from-china-with-keychain.html</w:t>
-            </w:r>
-          </w:p>
-        </w:tc>
-        <w:tc>
-          <w:tcPr>
-            <w:tcW w:type="dxa" w:w="1440"/>
-          </w:tcPr>
-          <w:p>
-            <w:r>
-              <w:rPr>
-                <w:sz w:val="20"/>
-              </w:rPr>
-            </w:r>
-            <w:r>
-              <w:rPr>
-                <w:sz w:val="20"/>
-              </w:rPr>
-              <w:t>2026-09-02</w:t>
-            </w:r>
-          </w:p>
-        </w:tc>
-        <w:tc>
-          <w:tcPr>
-            <w:tcW w:type="dxa" w:w="1440"/>
-          </w:tcPr>
-          <w:p>
-            <w:r>
-              <w:rPr>
-                <w:sz w:val="20"/>
-              </w:rPr>
-            </w:r>
-            <w:r>
-              <w:rPr>
-                <w:sz w:val="20"/>
-              </w:rPr>
-              <w:t>Used 5-year / 100,000 km guidance</w:t>
-            </w:r>
-          </w:p>
-        </w:tc>
-      </w:tr>
-      <w:tr>
-        <w:tc>
-          <w:tcPr>
-            <w:tcW w:type="dxa" w:w="1440"/>
-          </w:tcPr>
-          <w:p>
-            <w:r>
-              <w:rPr>
-                <w:sz w:val="20"/>
-              </w:rPr>
-            </w:r>
-            <w:r>
-              <w:rPr>
-                <w:sz w:val="20"/>
-              </w:rPr>
-              <w:t>2026 Saudi special-vehicle clearance</w:t>
-            </w:r>
-          </w:p>
-        </w:tc>
-        <w:tc>
-          <w:tcPr>
-            <w:tcW w:type="dxa" w:w="1440"/>
-          </w:tcPr>
-          <w:p>
-            <w:r>
-              <w:rPr>
-                <w:sz w:val="20"/>
-              </w:rPr>
-            </w:r>
-            <w:r>
-              <w:rPr>
-                <w:sz w:val="20"/>
-              </w:rPr>
-              <w:t>Chengli Special Auto (manufacturer)</w:t>
-            </w:r>
-          </w:p>
-        </w:tc>
-        <w:tc>
-          <w:tcPr>
-            <w:tcW w:type="dxa" w:w="1440"/>
-          </w:tcPr>
-          <w:p>
-            <w:r>
-              <w:rPr>
-                <w:sz w:val="20"/>
-              </w:rPr>
-            </w:r>
-            <w:r>
-              <w:rPr>
-                <w:sz w:val="20"/>
-              </w:rPr>
-              <w:t>SA</w:t>
-            </w:r>
-          </w:p>
-        </w:tc>
-        <w:tc>
-          <w:tcPr>
-            <w:tcW w:type="dxa" w:w="1440"/>
-          </w:tcPr>
-          <w:p>
-            <w:r>
-              <w:rPr>
-                <w:sz w:val="20"/>
-              </w:rPr>
-            </w:r>
-            <w:r>
-              <w:rPr>
-                <w:sz w:val="20"/>
-              </w:rPr>
-              <w:t>https://www.chenglix.com/pavement-sweeper-news/3377475.html</w:t>
-            </w:r>
-          </w:p>
-        </w:tc>
-        <w:tc>
-          <w:tcPr>
-            <w:tcW w:type="dxa" w:w="1440"/>
-          </w:tcPr>
-          <w:p>
-            <w:r>
-              <w:rPr>
-                <w:sz w:val="20"/>
-              </w:rPr>
-            </w:r>
-            <w:r>
-              <w:rPr>
-                <w:sz w:val="20"/>
-              </w:rPr>
-              <w:t>2026-09-02</w:t>
-            </w:r>
-          </w:p>
-        </w:tc>
-        <w:tc>
-          <w:tcPr>
-            <w:tcW w:type="dxa" w:w="1440"/>
-          </w:tcPr>
-          <w:p>
-            <w:r>
-              <w:rPr>
-                <w:sz w:val="20"/>
-              </w:rPr>
-            </w:r>
-            <w:r>
-              <w:rPr>
-                <w:sz w:val="20"/>
-              </w:rPr>
-              <w:t>ECU pre-review, SASO 2026 standards, carbon-tax pilot 2026-01-01</w:t>
-            </w:r>
-          </w:p>
-        </w:tc>
-      </w:tr>
-      <w:tr>
-        <w:tc>
-          <w:tcPr>
-            <w:tcW w:type="dxa" w:w="1440"/>
-          </w:tcPr>
-          <w:p>
-            <w:r>
-              <w:rPr>
-                <w:sz w:val="20"/>
-              </w:rPr>
-            </w:r>
-            <w:r>
-              <w:rPr>
-                <w:sz w:val="20"/>
-              </w:rPr>
-              <w:t>Middle East green fast-track for Chinese NEV trucks</w:t>
-            </w:r>
-          </w:p>
-        </w:tc>
-        <w:tc>
-          <w:tcPr>
-            <w:tcW w:type="dxa" w:w="1440"/>
-          </w:tcPr>
-          <w:p>
-            <w:r>
-              <w:rPr>
-                <w:sz w:val="20"/>
-              </w:rPr>
-            </w:r>
-            <w:r>
-              <w:rPr>
-                <w:sz w:val="20"/>
-              </w:rPr>
-              <w:t>SHACMAN Global ES (dealer)</w:t>
-            </w:r>
-          </w:p>
-        </w:tc>
-        <w:tc>
-          <w:tcPr>
-            <w:tcW w:type="dxa" w:w="1440"/>
-          </w:tcPr>
-          <w:p>
-            <w:r>
-              <w:rPr>
-                <w:sz w:val="20"/>
-              </w:rPr>
-            </w:r>
-            <w:r>
-              <w:rPr>
-                <w:sz w:val="20"/>
-              </w:rPr>
-              <w:t>SA/ME</w:t>
-            </w:r>
-          </w:p>
-        </w:tc>
-        <w:tc>
-          <w:tcPr>
-            <w:tcW w:type="dxa" w:w="1440"/>
-          </w:tcPr>
-          <w:p>
-            <w:r>
-              <w:rPr>
-                <w:sz w:val="20"/>
-              </w:rPr>
-            </w:r>
-            <w:r>
-              <w:rPr>
-                <w:sz w:val="20"/>
-              </w:rPr>
-              <w:t>https://es.globalshacman.com/Middle-East-Launches-Green-Certification-Fast-Track-for-Chinese-NEV-Heavy-Duty-Trucks.html</w:t>
-            </w:r>
-          </w:p>
-        </w:tc>
-        <w:tc>
-          <w:tcPr>
-            <w:tcW w:type="dxa" w:w="1440"/>
-          </w:tcPr>
-          <w:p>
-            <w:r>
-              <w:rPr>
-                <w:sz w:val="20"/>
-              </w:rPr>
-            </w:r>
-            <w:r>
-              <w:rPr>
-                <w:sz w:val="20"/>
-              </w:rPr>
-              <w:t>2026-09-02</w:t>
-            </w:r>
-          </w:p>
-        </w:tc>
-        <w:tc>
-          <w:tcPr>
-            <w:tcW w:type="dxa" w:w="1440"/>
-          </w:tcPr>
-          <w:p>
-            <w:r>
-              <w:rPr>
-                <w:sz w:val="20"/>
-              </w:rPr>
-            </w:r>
-            <w:r>
-              <w:rPr>
-                <w:sz w:val="20"/>
-              </w:rPr>
-              <w:t>R100.03 + GB/T 31467.3-2023 fast-track claim (single source)</w:t>
+              <w:t>General conformity background</w:t>
             </w:r>
           </w:p>
         </w:tc>
@@ -1818,7 +1730,7 @@
         <w:rPr>
           <w:i/>
         </w:rPr>
-        <w:t>Verification note: the SASO August-2026 rule, NEV fast-track, carbon-tax pilot and duty/VAT figures are time-sensitive and currently industry/dealer-sourced; confirm against saso.gov.sa and ZATCA primary documents before transactions.</w:t>
+        <w:t>Confidence note: the SABER PCoC/SCoC process is VERIFIED from the official platform and a US government guide; the ZATCA 5%/15% basis is a regulator statement to confirm per truck HS code. All "2026 local type approval / RDI / ADAS / 72-hour fast-track / carbon-tax" specifics remain UNVERIFIED with internally conflicting dates and are deliberately excluded from the factual body.</w:t>
       </w:r>
     </w:p>
     <w:p>
@@ -1837,10 +1749,10 @@
         <w:rPr>
           <w:b/>
         </w:rPr>
-        <w:t>Reviewed by</w:t>
+        <w:t>Author / reviewer</w:t>
       </w:r>
       <w:r>
-        <w:t>: AutoBridge Export Sourcing Team</w:t>
+        <w:t>: [AutoBridge Export Sourcing Team](/authors/autobridge-export-sourcing-team/) · method per our [Editorial Policy](/about/editorial-policy/)</w:t>
       </w:r>
     </w:p>
     <w:p>
@@ -1854,7 +1766,16 @@
         <w:t>Last reviewed</w:t>
       </w:r>
       <w:r>
-        <w:t>: 2026-09-02</w:t>
+        <w:t xml:space="preserve">: 2026-09-02 · </w:t>
+      </w:r>
+      <w:r>
+        <w:rPr>
+          <w:b/>
+        </w:rPr>
+        <w:t>Second-round source revision</w:t>
+      </w:r>
+      <w:r>
+        <w:t>: 2026-09-03 (SABER anchored to official platform + ITA; ZATCA basis regulator-attributed; conflicting 2026 dealer claims removed from the factual body to a watchlist)</w:t>
       </w:r>
     </w:p>
     <w:p>
@@ -1882,7 +1803,7 @@
         <w:t>Verification method</w:t>
       </w:r>
       <w:r>
-        <w:t>: Dealer/logistics/media sources with time-sensitive items explicitly flagged for SASO/ZATCA confirmation</w:t>
+        <w:t>: Official platform/government sources for the durable process; dealer claims withheld where no SASO primary exists and where dates conflict</w:t>
       </w:r>
     </w:p>
     <w:p>
@@ -1893,10 +1814,10 @@
         <w:rPr>
           <w:b/>
         </w:rPr>
-        <w:t>Content status</w:t>
+        <w:t>Quality gates</w:t>
       </w:r>
       <w:r>
-        <w:t>: QA_PASS (Master/EN)</w:t>
+        <w:t>: EDITORIAL_QA_PASS=PASS · FACT_SOURCE_PASS=PASS (unverified 2026 specifics removed from facts) · SEO_PASS=PASS · CODEX_REVIEW_PASS=PENDING (independent Codex review) · PUBLISH_APPROVED=FALSE until Codex sign-off</w:t>
       </w:r>
     </w:p>
     <w:sectPr>

--- a/deliveries/2026-09-02/02_Procurement_Guides/GUIDE_20260902_02_Saudi_Truck_Import_SASO_SABER.docx
+++ b/deliveries/2026-09-02/02_Procurement_Guides/GUIDE_20260902_02_Saudi_Truck_Import_SASO_SABER.docx
@@ -7,7 +7,7 @@
         <w:pStyle w:val="Title"/>
       </w:pPr>
       <w:r>
-        <w:t>Importing Chinese Trucks Into Saudi Arabia: the SABER Conformity Route, ZATCA Tax Basis and What Is Still Unconfirmed</w:t>
+        <w:t>Importing Chinese Commercial Trucks Into Saudi Arabia: an HS-First SABER, SASO and ZATCA Routing Guide</w:t>
       </w:r>
     </w:p>
     <w:p>
@@ -29,7 +29,7 @@
         <w:t>SEO Title</w:t>
       </w:r>
       <w:r>
-        <w:t>: Import Chinese Trucks to Saudi Arabia: SABER, SASO &amp; ZATCA Guide</w:t>
+        <w:t>: Import Chinese Trucks to Saudi Arabia: HS-First SABER &amp; ZATCA Guide</w:t>
       </w:r>
     </w:p>
     <w:p>
@@ -43,7 +43,7 @@
         <w:t>Meta Description</w:t>
       </w:r>
       <w:r>
-        <w:t>: How a Chinese commercial truck clears Saudi Arabia — the official SABER PCoC/SCoC conformity route, Fasah, the ZATCA duty/VAT basis for vehicles, VIN consistency, and which reported 2026 rule changes still lack an official source.</w:t>
+        <w:t>: Route a Chinese commercial truck into Saudi Arabia the correct order — exact HS code (87.01/87.04/87.05/8716), the SABER technical regulation that applies to that code, the certificate type it requires, then Fasah customs; plus the ZATCA light-vehicle vs truck distinction.</w:t>
       </w:r>
     </w:p>
     <w:p>
@@ -71,7 +71,7 @@
         <w:t>H1</w:t>
       </w:r>
       <w:r>
-        <w:t>: Clearing a Chinese Commercial Truck Into Saudi Arabia: Conformity, Customs and the Evidence Behind Each Step</w:t>
+        <w:t>: Clearing a Chinese Commercial Truck Into Saudi Arabia: Start From the HS Code, Not From a Generic Process</w:t>
       </w:r>
     </w:p>
     <w:p>
@@ -85,7 +85,7 @@
         <w:t>Primary Keyword</w:t>
       </w:r>
       <w:r>
-        <w:t>: import Chinese truck Saudi Arabia SABER SASO ZATCA guide</w:t>
+        <w:t>: import Chinese commercial truck Saudi Arabia HS code SABER ZATCA</w:t>
       </w:r>
     </w:p>
     <w:p>
@@ -99,7 +99,7 @@
         <w:t>Secondary Search Terms</w:t>
       </w:r>
       <w:r>
-        <w:t>: SABER PCoC SCoC vehicle, SASO conformity certificate truck, Saudi ZATCA vehicle duty VAT, Fasah customs clearance Saudi, GCC LHD truck certification</w:t>
+        <w:t>: SABER technical regulation by HS, SASO certificate type truck 8701 8704 8705, Saudi ZATCA tariff commercial vehicle, Fasah customs Saudi, GCC LHD truck certification, SABER PCoC SCoC vehicle</w:t>
       </w:r>
     </w:p>
     <w:p>
@@ -127,7 +127,7 @@
         <w:t>Image Suggestions</w:t>
       </w:r>
       <w:r>
-        <w:t>: SABER PCoC-to-SCoC workflow; VIN-matched document set; truck chassis plate; ZATCA duty/VAT basis diagram</w:t>
+        <w:t>: HS-code-to-certificate routing diagram; SABER certificate-type decision tree; VIN-matched document set; ZATCA light-vehicle-vs-truck scope diagram</w:t>
       </w:r>
     </w:p>
     <w:p>
@@ -141,7 +141,7 @@
         <w:t>ALT Suggestions</w:t>
       </w:r>
       <w:r>
-        <w:t>: "Saudi SABER product and shipment certificate workflow"; "VIN matching across certificate, invoice and chassis plate"</w:t>
+        <w:t>: "HS code to SABER technical regulation to certificate routing"; "certificate-type decision for Saudi truck import"</w:t>
       </w:r>
     </w:p>
     <w:p>
@@ -149,30 +149,30 @@
         <w:pStyle w:val="Heading1"/>
       </w:pPr>
       <w:r>
-        <w:t>Settled Process vs Circulating Reports — Read This Distinction First</w:t>
+        <w:t>Why "One National Process" Is the Wrong Starting Point for a Truck</w:t>
       </w:r>
     </w:p>
     <w:p>
       <w:r>
-        <w:t xml:space="preserve">Saudi market access has a </w:t>
+        <w:t xml:space="preserve">Saudi market-access material is often written for passenger cars and light vehicles and then copied onto heavy commercial trucks. For a tractor, cargo truck, special-purpose vehicle or trailer that shortcut is unsafe: </w:t>
       </w:r>
       <w:r>
         <w:rPr>
           <w:b/>
         </w:rPr>
-        <w:t>stable, officially documented conformity and customs backbone</w:t>
+        <w:t>the applicable technical regulation, the required certificate type and even the tariff line all depend on the exact HS code</w:t>
       </w:r>
       <w:r>
-        <w:t xml:space="preserve"> that an importer can rely on, and a separate set of </w:t>
+        <w:t xml:space="preserve">, and they are not identical across headings. This guide is therefore built </w:t>
       </w:r>
       <w:r>
         <w:rPr>
           <w:b/>
         </w:rPr>
-        <w:t>2026 "new heavy-truck local type-approval" claims circulating among dealers and freight blogs that contradict each other on dates and that this article could not trace to a SASO primary document</w:t>
+        <w:t>HS-first</w:t>
       </w:r>
       <w:r>
-        <w:t xml:space="preserve">. The two are handled differently below: the stable process is stated as fact with official sources; the unverified 2026 claims are listed only as items to confirm, never as requirements to build a shipment around. This guide is specific to </w:t>
+        <w:t xml:space="preserve">, and it is specific to </w:t>
       </w:r>
       <w:r>
         <w:rPr>
@@ -181,7 +181,7 @@
         <w:t>Saudi Arabia</w:t>
       </w:r>
       <w:r>
-        <w:t>, not a generic "Middle East" statement.</w:t>
+        <w:t>, not a generic "Middle East" statement. A separate distinction is maintained throughout: durable, officially documented rules are stated as such, while unconfirmed 2026 dealer claims appear only on a watchlist.</w:t>
       </w:r>
     </w:p>
     <w:p>
@@ -189,7 +189,90 @@
         <w:pStyle w:val="Heading1"/>
       </w:pPr>
       <w:r>
-        <w:t>The Stable Conformity Backbone (official)</w:t>
+        <w:t>Step 1 — Pin the Exact HS Code First</w:t>
+      </w:r>
+    </w:p>
+    <w:p>
+      <w:r>
+        <w:t xml:space="preserve">Classify the unit to its </w:t>
+      </w:r>
+      <w:r>
+        <w:rPr>
+          <w:b/>
+        </w:rPr>
+        <w:t>full subheading before</w:t>
+      </w:r>
+      <w:r>
+        <w:t xml:space="preserve"> choosing any conformity route or tax figure:</w:t>
+      </w:r>
+    </w:p>
+    <w:p>
+      <w:pPr>
+        <w:pStyle w:val="ListBullet"/>
+      </w:pPr>
+      <w:r>
+        <w:rPr>
+          <w:b/>
+        </w:rPr>
+        <w:t>87.01</w:t>
+      </w:r>
+      <w:r>
+        <w:t xml:space="preserve"> tractors (incl. road tractors for semi-trailers)</w:t>
+      </w:r>
+    </w:p>
+    <w:p>
+      <w:pPr>
+        <w:pStyle w:val="ListBullet"/>
+      </w:pPr>
+      <w:r>
+        <w:rPr>
+          <w:b/>
+        </w:rPr>
+        <w:t>87.04</w:t>
+      </w:r>
+      <w:r>
+        <w:t xml:space="preserve"> motor vehicles for the transport of goods (dropside, box, dump/tipper, mixer chassis, etc.)</w:t>
+      </w:r>
+    </w:p>
+    <w:p>
+      <w:pPr>
+        <w:pStyle w:val="ListBullet"/>
+      </w:pPr>
+      <w:r>
+        <w:rPr>
+          <w:b/>
+        </w:rPr>
+        <w:t>87.05</w:t>
+      </w:r>
+      <w:r>
+        <w:t xml:space="preserve"> special-purpose motor vehicles (mobile cranes, concrete pumps, sweepers, fire/rescue, workshop trucks)</w:t>
+      </w:r>
+    </w:p>
+    <w:p>
+      <w:pPr>
+        <w:pStyle w:val="ListBullet"/>
+      </w:pPr>
+      <w:r>
+        <w:rPr>
+          <w:b/>
+        </w:rPr>
+        <w:t>8716</w:t>
+      </w:r>
+      <w:r>
+        <w:t xml:space="preserve"> trailers and semi-trailers (and certain non-self-propelled units)</w:t>
+      </w:r>
+    </w:p>
+    <w:p>
+      <w:r>
+        <w:t>The subheading (not just the four-digit heading) matters: a tipper, a tractor unit and a mounted superstructure can sit in different codes with different obligations. Record the HS code on the pro forma and keep it consistent with the invoice description — every later step references it.</w:t>
+      </w:r>
+    </w:p>
+    <w:p>
+      <w:pPr>
+        <w:pStyle w:val="Heading1"/>
+      </w:pPr>
+      <w:r>
+        <w:t>Step 2 — Map That HS Code to Its SABER Technical Regulation</w:t>
       </w:r>
     </w:p>
     <w:p>
@@ -203,7 +286,7 @@
         <w:t>SABER</w:t>
       </w:r>
       <w:r>
-        <w:t xml:space="preserve"> electronic platform, overseen by the </w:t>
+        <w:t xml:space="preserve"> platform, overseen by the </w:t>
       </w:r>
       <w:r>
         <w:rPr>
@@ -212,7 +295,38 @@
         <w:t>Saudi Standards, Metrology and Quality Organization (SASO)</w:t>
       </w:r>
       <w:r>
-        <w:t>; SABER connects importers, SASO-accredited conformity-assessment bodies and Saudi customs in one system (official platform saber.sa; the US International Trade Administration's country commercial guide describes the same architecture — VERIFIED). Two linked documents result:</w:t>
+        <w:t xml:space="preserve">; SABER connects importers, SASO-accredited conformity-assessment bodies and Saudi customs (official platform saber.sa; the US International Trade Administration describes the same architecture — VERIFIED). </w:t>
+      </w:r>
+      <w:r>
+        <w:rPr>
+          <w:b/>
+        </w:rPr>
+        <w:t>Do not assume every commercial truck follows one regulation.</w:t>
+      </w:r>
+      <w:r>
+        <w:t xml:space="preserve"> For the pinned HS code, identify on SABER (or via an accredited body, in writing) </w:t>
+      </w:r>
+      <w:r>
+        <w:rPr>
+          <w:b/>
+        </w:rPr>
+        <w:t>which Saudi technical regulation(s) actually cover it</w:t>
+      </w:r>
+      <w:r>
+        <w:t xml:space="preserve"> — a road tractor, a goods vehicle and a special-purpose superstructure can fall under different scopes, and mounted equipment may carry its own regulation.</w:t>
+      </w:r>
+    </w:p>
+    <w:p>
+      <w:pPr>
+        <w:pStyle w:val="Heading1"/>
+      </w:pPr>
+      <w:r>
+        <w:t>Step 3 — Determine the Required Certificate Type for That Regulation</w:t>
+      </w:r>
+    </w:p>
+    <w:p>
+      <w:r>
+        <w:t>The familiar SABER pair is:</w:t>
       </w:r>
     </w:p>
     <w:p>
@@ -226,16 +340,7 @@
         <w:t>PCoC (Product Certificate of Conformity)</w:t>
       </w:r>
       <w:r>
-        <w:t xml:space="preserve"> — approves the </w:t>
-      </w:r>
-      <w:r>
-        <w:rPr>
-          <w:i/>
-        </w:rPr>
-        <w:t>product/model</w:t>
-      </w:r>
-      <w:r>
-        <w:t xml:space="preserve"> against applicable Saudi technical regulations after document/test review by an accredited body; typically valid for one year and obtained </w:t>
+        <w:t xml:space="preserve"> — model/product level against the applicable regulation, typically valid for a period and obtained </w:t>
       </w:r>
       <w:r>
         <w:rPr>
@@ -244,7 +349,7 @@
         <w:t>before shipment</w:t>
       </w:r>
       <w:r>
-        <w:t>.</w:t>
+        <w:t>;</w:t>
       </w:r>
     </w:p>
     <w:p>
@@ -258,7 +363,7 @@
         <w:t>SCoC (Shipment Certificate of Conformity)</w:t>
       </w:r>
       <w:r>
-        <w:t xml:space="preserve"> — issued </w:t>
+        <w:t xml:space="preserve"> — </w:t>
       </w:r>
       <w:r>
         <w:rPr>
@@ -267,12 +372,52 @@
         <w:t>per shipment</w:t>
       </w:r>
       <w:r>
-        <w:t>, tied to the commercial invoice and bill of lading; customs will not release the consignment without a valid SCoC.</w:t>
+        <w:t>, tied to the invoice and bill of lading.</w:t>
       </w:r>
     </w:p>
     <w:p>
       <w:r>
-        <w:t xml:space="preserve">Clearance itself is lodged through Saudi customs' </w:t>
+        <w:t xml:space="preserve">But PCoC→SCoC is the model for SABER-regulated products; it is </w:t>
+      </w:r>
+      <w:r>
+        <w:rPr>
+          <w:b/>
+        </w:rPr>
+        <w:t>not safe to assume it is the uniform route for every commercial-vehicle HS line</w:t>
+      </w:r>
+      <w:r>
+        <w:t xml:space="preserve">. Depending on the heading/regulation, the requirement may instead involve a different </w:t>
+      </w:r>
+      <w:r>
+        <w:rPr>
+          <w:b/>
+        </w:rPr>
+        <w:t>COC form, a quality-mark (QM) route, a supplier/self-declaration, or a vehicle-specific import procedure</w:t>
+      </w:r>
+      <w:r>
+        <w:t xml:space="preserve">. Determine the required certificate type </w:t>
+      </w:r>
+      <w:r>
+        <w:rPr>
+          <w:b/>
+        </w:rPr>
+        <w:t>from the HS→regulation mapping in Step 2</w:t>
+      </w:r>
+      <w:r>
+        <w:t>, confirmed by an accredited body, rather than defaulting every truck to PCoC→SCoC.</w:t>
+      </w:r>
+    </w:p>
+    <w:p>
+      <w:pPr>
+        <w:pStyle w:val="Heading1"/>
+      </w:pPr>
+      <w:r>
+        <w:t>Step 4 — Shipment and Customs (Fasah), With One VIN Master List</w:t>
+      </w:r>
+    </w:p>
+    <w:p>
+      <w:r>
+        <w:t xml:space="preserve">Once the certificate route is known, clearance is lodged through Saudi customs' </w:t>
       </w:r>
       <w:r>
         <w:rPr>
@@ -281,7 +426,16 @@
         <w:t>Fasah</w:t>
       </w:r>
       <w:r>
-        <w:t xml:space="preserve"> single window. Operationally: register the product/model on SABER → PCoC via an accredited body → after shipping, raise the SCoC against the PCoC, invoice and B/L → clear through Fasah. Saudi Arabia/GCC is a </w:t>
+        <w:t xml:space="preserve"> single window, and for SABER-regulated consignments the shipment certificate is tied to the invoice/B/L. Across whichever certificates apply, the invoice, packing list, B/L, certificate and chassis plate should be built from </w:t>
+      </w:r>
+      <w:r>
+        <w:rPr>
+          <w:b/>
+        </w:rPr>
+        <w:t>one VIN/chassis-number master list</w:t>
+      </w:r>
+      <w:r>
+        <w:t xml:space="preserve"> and re-checked before sailing — a mismatch between the certified model and the shipped unit is the most common avoidable hold-up. Saudi Arabia/GCC is </w:t>
       </w:r>
       <w:r>
         <w:rPr>
@@ -290,7 +444,7 @@
         <w:t>left-hand-drive (LHD)</w:t>
       </w:r>
       <w:r>
-        <w:t xml:space="preserve"> market, which aligns with Chinese LHD trucks, but lighting, speedometer units and Arabic labelling still need to meet local requirements.</w:t>
+        <w:t>, matching Chinese LHD trucks, but lighting, speedometer units and Arabic labelling still need to meet the applicable requirements.</w:t>
       </w:r>
     </w:p>
     <w:p>
@@ -298,12 +452,12 @@
         <w:pStyle w:val="Heading1"/>
       </w:pPr>
       <w:r>
-        <w:t>ZATCA Duty and VAT Basis (regulator-stated; confirm the truck HS code)</w:t>
+        <w:t>ZATCA: the Light-Vehicle Figure Is Not the Truck Tariff</w:t>
       </w:r>
     </w:p>
     <w:p>
       <w:r>
-        <w:t xml:space="preserve">Saudi customs and tax authority </w:t>
+        <w:t xml:space="preserve">Saudi tax/customs authority </w:t>
       </w:r>
       <w:r>
         <w:rPr>
@@ -312,94 +466,34 @@
         <w:t>ZATCA</w:t>
       </w:r>
       <w:r>
-        <w:t xml:space="preserve"> states, in its public vehicle-import guidance, a </w:t>
+        <w:t xml:space="preserve"> publishes vehicle guidance and a calculator in which </w:t>
       </w:r>
       <w:r>
         <w:rPr>
           <w:b/>
         </w:rPr>
-        <w:t>5% customs duty on vehicle value and 15% VAT applied to the total of value plus duty and other fees</w:t>
+        <w:t>5% customs duty and 15% VAT (VAT on the duty-inclusive value)</w:t>
       </w:r>
       <w:r>
-        <w:t xml:space="preserve"> (ZATCA "Ask ZATCA" guidance, reported 2026; VERIFIED as a regulator statement for the vehicle category). Two cautions specific to commercial trucks:</w:t>
-      </w:r>
-    </w:p>
-    <w:p>
-      <w:pPr>
-        <w:pStyle w:val="ListBullet"/>
-      </w:pPr>
-      <w:r>
-        <w:t xml:space="preserve">The widely quoted 5% is the </w:t>
+        <w:t xml:space="preserve"> appear for the calculator's </w:t>
       </w:r>
       <w:r>
         <w:rPr>
           <w:b/>
         </w:rPr>
-        <w:t>passenger-vehicle</w:t>
+        <w:t>applicable light-vehicle/passenger scope</w:t>
       </w:r>
       <w:r>
-        <w:t xml:space="preserve"> position under the GCC Common External Tariff; </w:t>
+        <w:t xml:space="preserve"> (ZATCA public guidance, reported 2026; CROSS_CHECKED and </w:t>
       </w:r>
       <w:r>
         <w:rPr>
           <w:b/>
         </w:rPr>
-        <w:t>goods-vehicle HS headings (tractors 87.01, goods vehicles 87.04, special-purpose 87.05, trailers 8716) are not all the same rate</w:t>
+        <w:t>scope-limited to that light-vehicle category</w:t>
       </w:r>
       <w:r>
-        <w:t xml:space="preserve"> — some industry sources quote a higher rate for certain trucks. Classify the exact HS code and read the ZATCA tariff line rather than assuming 5%.</w:t>
-      </w:r>
-    </w:p>
-    <w:p>
-      <w:pPr>
-        <w:pStyle w:val="ListBullet"/>
-      </w:pPr>
-      <w:r>
-        <w:t xml:space="preserve">VAT is layered on the duty-inclusive customs value; always model duty </w:t>
-      </w:r>
-      <w:r>
-        <w:rPr>
-          <w:b/>
-        </w:rPr>
-        <w:t>and</w:t>
-      </w:r>
-      <w:r>
-        <w:t xml:space="preserve"> VAT together, HS-code-specific, and confirm any fee with ZATCA before contracting. Never finalise a Saudi landed cost from a freight blog's percentage.</w:t>
-      </w:r>
-    </w:p>
-    <w:p>
-      <w:pPr>
-        <w:pStyle w:val="Heading1"/>
-      </w:pPr>
-      <w:r>
-        <w:t>VIN Consistency Is Where Shipments Actually Fail</w:t>
-      </w:r>
-    </w:p>
-    <w:p>
-      <w:r>
-        <w:t xml:space="preserve">Across the PCoC, SCoC, commercial invoice, packing list, B/L and the chassis plate, the </w:t>
-      </w:r>
-      <w:r>
-        <w:rPr>
-          <w:b/>
-        </w:rPr>
-        <w:t>VIN/chassis number must be identical</w:t>
-      </w:r>
-      <w:r>
-        <w:t>. A mismatch between the certificate model and the shipped unit is the most common avoidable clearance failure for trucks, because the SCoC is tied to a specific shipment and invoice. Build the document set from one VIN list and re-check it before the vessel sails.</w:t>
-      </w:r>
-    </w:p>
-    <w:p>
-      <w:pPr>
-        <w:pStyle w:val="Heading1"/>
-      </w:pPr>
-      <w:r>
-        <w:t>Reported 2026 Changes That Are NOT Yet Treated as Fact</w:t>
-      </w:r>
-    </w:p>
-    <w:p>
-      <w:r>
-        <w:t xml:space="preserve">The following appear in dealer/logistics material but could </w:t>
+        <w:t xml:space="preserve">). It must </w:t>
       </w:r>
       <w:r>
         <w:rPr>
@@ -408,13 +502,91 @@
         <w:t>not</w:t>
       </w:r>
       <w:r>
-        <w:t xml:space="preserve"> be traced to saso.gov.sa / saber.sa for this article, and the sources disagree with one another on dates and scope. They are therefore </w:t>
+        <w:t xml:space="preserve"> be carried straight onto a commercial truck:</w:t>
+      </w:r>
+    </w:p>
+    <w:p>
+      <w:pPr>
+        <w:pStyle w:val="ListNumber"/>
+      </w:pPr>
+      <w:r>
+        <w:t xml:space="preserve">classify the </w:t>
       </w:r>
       <w:r>
         <w:rPr>
           <w:b/>
         </w:rPr>
-        <w:t>watchlist items to verify officially, not requirements to quote to a customer</w:t>
+        <w:t>exact HS code</w:t>
+      </w:r>
+      <w:r>
+        <w:t xml:space="preserve"> (Step 1);</w:t>
+      </w:r>
+    </w:p>
+    <w:p>
+      <w:pPr>
+        <w:pStyle w:val="ListNumber"/>
+      </w:pPr>
+      <w:r>
+        <w:t xml:space="preserve">read the </w:t>
+      </w:r>
+      <w:r>
+        <w:rPr>
+          <w:b/>
+        </w:rPr>
+        <w:t>current ZATCA/GCC tariff line for that subheading</w:t>
+      </w:r>
+      <w:r>
+        <w:t xml:space="preserve"> — goods-vehicle, tractor and special-purpose headings do not all share the passenger rate;</w:t>
+      </w:r>
+    </w:p>
+    <w:p>
+      <w:pPr>
+        <w:pStyle w:val="ListNumber"/>
+      </w:pPr>
+      <w:r>
+        <w:t xml:space="preserve">apply </w:t>
+      </w:r>
+      <w:r>
+        <w:rPr>
+          <w:b/>
+        </w:rPr>
+        <w:t>VAT to the applicable customs basis</w:t>
+      </w:r>
+      <w:r>
+        <w:t xml:space="preserve"> for that code.</w:t>
+      </w:r>
+    </w:p>
+    <w:p>
+      <w:r>
+        <w:t xml:space="preserve">This article therefore states </w:t>
+      </w:r>
+      <w:r>
+        <w:rPr>
+          <w:b/>
+        </w:rPr>
+        <w:t>no truck duty percentage</w:t>
+      </w:r>
+      <w:r>
+        <w:t>: model duty and VAT together, HS-specific, from the current ZATCA line, and never from a freight blog or a passenger-car calculator.</w:t>
+      </w:r>
+    </w:p>
+    <w:p>
+      <w:pPr>
+        <w:pStyle w:val="Heading1"/>
+      </w:pPr>
+      <w:r>
+        <w:t>Reported 2026 Changes That Are NOT Treated as Fact</w:t>
+      </w:r>
+    </w:p>
+    <w:p>
+      <w:r>
+        <w:t xml:space="preserve">These appear in dealer/logistics material but could not be traced to saso.gov.sa / saber.sa, and sources disagree on dates/scope. They are </w:t>
+      </w:r>
+      <w:r>
+        <w:rPr>
+          <w:b/>
+        </w:rPr>
+        <w:t>watchlist items to verify for your HS code, not requirements to quote</w:t>
       </w:r>
       <w:r>
         <w:t>:</w:t>
@@ -434,16 +606,16 @@
         <w:t>mandatory "local" SASO type approval for newly imported heavy trucks</w:t>
       </w:r>
       <w:r>
-        <w:t xml:space="preserve"> under which foreign CE/ECE certificates would no longer be accepted, with testing at a designated Riyadh lab. Dealer briefings give </w:t>
+        <w:t xml:space="preserve"> (foreign CE/ECE no longer accepted; Riyadh lab) — dealer notices give </w:t>
       </w:r>
       <w:r>
         <w:rPr>
           <w:b/>
         </w:rPr>
-        <w:t>conflicting notice/effective dates</w:t>
+        <w:t>conflicting dates</w:t>
       </w:r>
       <w:r>
-        <w:t xml:space="preserve"> (one set says notice 28 Jul / effective 1 Aug; another says notice 1 Aug / effective 1 Sep) — a contradiction that itself shows the claim is not yet a citable rule.</w:t>
+        <w:t xml:space="preserve"> (28 Jul/1 Aug vs 1 Aug/1 Sep), which itself shows it is not yet a citable rule.</w:t>
       </w:r>
     </w:p>
     <w:p>
@@ -451,16 +623,16 @@
         <w:pStyle w:val="ListBullet"/>
       </w:pPr>
       <w:r>
-        <w:t xml:space="preserve">A claimed </w:t>
+        <w:t xml:space="preserve">Claimed </w:t>
       </w:r>
       <w:r>
         <w:rPr>
           <w:b/>
         </w:rPr>
-        <w:t>ISO 22513-2 / RDI requirement</w:t>
+        <w:t>ISO 22513-2 / RDI</w:t>
       </w:r>
       <w:r>
-        <w:t xml:space="preserve"> and a claimed </w:t>
+        <w:t xml:space="preserve"> and </w:t>
       </w:r>
       <w:r>
         <w:rPr>
@@ -469,7 +641,7 @@
         <w:t>ADAS-type approval</w:t>
       </w:r>
       <w:r>
-        <w:t xml:space="preserve"> (AEB/LDW, UN R152 references) with similarly inconsistent dates.</w:t>
+        <w:t xml:space="preserve"> requirements with inconsistent dates.</w:t>
       </w:r>
     </w:p>
     <w:p>
@@ -486,7 +658,7 @@
         <w:t>72-hour "green fast-track"</w:t>
       </w:r>
       <w:r>
-        <w:t xml:space="preserve"> for Chinese new-energy heavy trucks meeting UN ECE R100.03 + GB/T 31467.3-2023 (single dealer source).</w:t>
+        <w:t xml:space="preserve"> for Chinese NEV heavy trucks (single dealer source).</w:t>
       </w:r>
     </w:p>
     <w:p>
@@ -500,7 +672,7 @@
         <w:rPr>
           <w:b/>
         </w:rPr>
-        <w:t>carbon-tax pilot from 1 January 2026</w:t>
+        <w:t>carbon-tax pilot</w:t>
       </w:r>
       <w:r>
         <w:t xml:space="preserve"> touching special vehicles (single manufacturer source).</w:t>
@@ -508,13 +680,16 @@
     </w:p>
     <w:p>
       <w:r>
+        <w:t xml:space="preserve">Obtain the actual SASO/SABER notice (or accredited-body written confirmation </w:t>
+      </w:r>
+      <w:r>
         <w:rPr>
           <w:b/>
         </w:rPr>
-        <w:t>Procurement rule:</w:t>
+        <w:t>for the specific HS heading</w:t>
       </w:r>
       <w:r>
-        <w:t xml:space="preserve"> obtain the actual SASO/SABER notice (or written confirmation from an accredited Saudi conformity body) before promising any of the above, and do not delay or route a shipment on the strength of a dealer's effective-date claim. SABER's established PCoC/SCoC process, by contrast, can be relied on now.</w:t>
+        <w:t>) before relying on any of these.</w:t>
       </w:r>
     </w:p>
     <w:p>
@@ -527,16 +702,25 @@
     </w:p>
     <w:p>
       <w:r>
-        <w:t xml:space="preserve">Dealer guidance suggests used commercial units face age/odometer ceilings (often described as within five years / under 100,000 km) plus a </w:t>
+        <w:t xml:space="preserve">Dealer guidance suggests used commercial units face age/odometer ceilings plus a </w:t>
       </w:r>
       <w:r>
         <w:rPr>
           <w:b/>
         </w:rPr>
-        <w:t>home-country deregistration/cancellation certificate</w:t>
+        <w:t>home-country deregistration certificate</w:t>
       </w:r>
       <w:r>
-        <w:t>, but the exact model-specific limits were not captured from an official Saudi source — confirm them for the HS heading and obtain the deregistration document. For specialised/superstructure units (tankers, sweepers, reefers), request the conformity body's document list early, because mounted equipment can carry its own technical-regulation scope.</w:t>
+        <w:t xml:space="preserve">, but model-specific limits were not captured from an official Saudi source — confirm them </w:t>
+      </w:r>
+      <w:r>
+        <w:rPr>
+          <w:b/>
+        </w:rPr>
+        <w:t>for the HS heading</w:t>
+      </w:r>
+      <w:r>
+        <w:t xml:space="preserve"> and obtain the deregistration document. For special-purpose units (87.05) and mounted bodies, request the conformity body's document list early, since the superstructure can add its own technical-regulation scope on top of the chassis.</w:t>
       </w:r>
     </w:p>
     <w:p>
@@ -544,39 +728,39 @@
         <w:pStyle w:val="Heading1"/>
       </w:pPr>
       <w:r>
-        <w:t>What AutoBridge Adds Beyond the Dealer Briefings</w:t>
+        <w:t>What This Guide Recommends Beyond the Dealer Briefings</w:t>
       </w:r>
     </w:p>
     <w:p>
       <w:r>
-        <w:t xml:space="preserve">Dealer notes blend the durable SABER process with rumoured rule changes and present both as equally certain. AutoBridge separates them: we build the </w:t>
+        <w:t xml:space="preserve">Dealer notes blend a passenger-car process, durable rules and rumoured changes into one "Saudi truck procedure." The recommended HS-first method is to (1) fix the full HS subheading, (2) obtain the </w:t>
       </w:r>
       <w:r>
         <w:rPr>
           <w:b/>
         </w:rPr>
-        <w:t>PCoC→SCoC→Fasah document set around one VIN master list</w:t>
+        <w:t>HS→technical-regulation mapping in writing</w:t>
       </w:r>
       <w:r>
-        <w:t xml:space="preserve">, classify the </w:t>
+        <w:t xml:space="preserve">, (3) confirm the </w:t>
       </w:r>
       <w:r>
         <w:rPr>
           <w:b/>
         </w:rPr>
-        <w:t>exact truck HS code before any duty figure is quoted</w:t>
+        <w:t>certificate type</w:t>
       </w:r>
       <w:r>
-        <w:t xml:space="preserve">, and maintain a </w:t>
+        <w:t xml:space="preserve"> that regulation actually requires instead of assuming PCoC→SCoC, (4) read the </w:t>
       </w:r>
       <w:r>
         <w:rPr>
           <w:b/>
         </w:rPr>
-        <w:t>"reported vs officially confirmed" register</w:t>
+        <w:t>current ZATCA tariff line for that code</w:t>
       </w:r>
       <w:r>
-        <w:t xml:space="preserve"> for 2026 SASO changes so a customer is never sold a compliance route built on a contradictory dealer date.</w:t>
+        <w:t xml:space="preserve"> rather than the light-vehicle 5%, and (5) keep a "reported vs officially confirmed" register for 2026 SASO changes so a plan is never built on a contradictory dealer date.</w:t>
       </w:r>
     </w:p>
     <w:p>
@@ -584,7 +768,7 @@
         <w:pStyle w:val="Heading1"/>
       </w:pPr>
       <w:r>
-        <w:t>Operating Sequence</w:t>
+        <w:t>Operating Sequence (HS-first)</w:t>
       </w:r>
     </w:p>
     <w:p>
@@ -592,7 +776,7 @@
         <w:pStyle w:val="ListNumber"/>
       </w:pPr>
       <w:r>
-        <w:t>Classify the exact HS heading (tractor / goods / special / trailer) and obtain the ZATCA tariff line and VAT basis before pricing.</w:t>
+        <w:t>Classify the full HS subheading (87.01 / 87.04 / 87.05 / 8716 + code) and align it to the invoice description.</w:t>
       </w:r>
     </w:p>
     <w:p>
@@ -600,16 +784,7 @@
         <w:pStyle w:val="ListNumber"/>
       </w:pPr>
       <w:r>
-        <w:t xml:space="preserve">Register the model on SABER and obtain the PCoC through an </w:t>
-      </w:r>
-      <w:r>
-        <w:rPr>
-          <w:b/>
-        </w:rPr>
-        <w:t>accredited</w:t>
-      </w:r>
-      <w:r>
-        <w:t xml:space="preserve"> body, well before shipment.</w:t>
+        <w:t>On SABER / via an accredited body, identify the technical regulation(s) for that code — in writing.</w:t>
       </w:r>
     </w:p>
     <w:p>
@@ -617,7 +792,7 @@
         <w:pStyle w:val="ListNumber"/>
       </w:pPr>
       <w:r>
-        <w:t>Prepare a single VIN master list; align invoice, packing list, B/L, PCoC and chassis plate to it.</w:t>
+        <w:t>Determine the required certificate type (PCoC/SCoC, other COC/QM, declaration, or vehicle-specific process) for that regulation.</w:t>
       </w:r>
     </w:p>
     <w:p>
@@ -625,7 +800,7 @@
         <w:pStyle w:val="ListNumber"/>
       </w:pPr>
       <w:r>
-        <w:t>After shipping, raise the VIN/Invoice/B-L-consistent SCoC and lodge through Fasah.</w:t>
+        <w:t>Prepare one VIN master list; align invoice, packing list, B/L, certificate(s) and chassis plate.</w:t>
       </w:r>
     </w:p>
     <w:p>
@@ -633,16 +808,24 @@
         <w:pStyle w:val="ListNumber"/>
       </w:pPr>
       <w:r>
-        <w:t xml:space="preserve">In parallel, ask the accredited body </w:t>
+        <w:t>Read the current ZATCA tariff line for the exact code; model duty + VAT on the applicable customs basis.</w:t>
+      </w:r>
+    </w:p>
+    <w:p>
+      <w:pPr>
+        <w:pStyle w:val="ListNumber"/>
+      </w:pPr>
+      <w:r>
+        <w:t xml:space="preserve">Lodge through Fasah; in parallel, obtain written confirmation of any 2026 local-approval/RDI/ADAS rule </w:t>
       </w:r>
       <w:r>
         <w:rPr>
           <w:b/>
         </w:rPr>
-        <w:t>in writing</w:t>
+        <w:t>for the HS heading</w:t>
       </w:r>
       <w:r>
-        <w:t xml:space="preserve"> whether any 2026 local-approval / RDI / ADAS requirement applies to your HS heading and date — and treat a "yes" as unconfirmed until an official SASO document is produced.</w:t>
+        <w:t>, treating an unverified "yes" as a watchlist item.</w:t>
       </w:r>
     </w:p>
     <w:p>
@@ -666,7 +849,7 @@
         <w:pStyle w:val="ListBullet"/>
       </w:pPr>
       <w:r>
-        <w:t>PCoC route, accredited body and timeline confirmed in writing.</w:t>
+        <w:t>Exact HS subheading fixed and used consistently.</w:t>
       </w:r>
     </w:p>
     <w:p>
@@ -674,7 +857,33 @@
         <w:pStyle w:val="ListBullet"/>
       </w:pPr>
       <w:r>
-        <w:t>ZATCA HS-specific duty + 15%-VAT calculation (not a borrowed 5% figure).</w:t>
+        <w:t xml:space="preserve">HS→technical-regulation mapping and required certificate type confirmed </w:t>
+      </w:r>
+      <w:r>
+        <w:rPr>
+          <w:b/>
+        </w:rPr>
+        <w:t>in writing by an accredited body</w:t>
+      </w:r>
+      <w:r>
+        <w:t xml:space="preserve"> (no assumed uniform PCoC→SCoC).</w:t>
+      </w:r>
+    </w:p>
+    <w:p>
+      <w:pPr>
+        <w:pStyle w:val="ListBullet"/>
+      </w:pPr>
+      <w:r>
+        <w:t xml:space="preserve">ZATCA tariff line read </w:t>
+      </w:r>
+      <w:r>
+        <w:rPr>
+          <w:b/>
+        </w:rPr>
+        <w:t>for that code</w:t>
+      </w:r>
+      <w:r>
+        <w:t>; VAT applied to the applicable customs basis (no borrowed light-vehicle 5%).</w:t>
       </w:r>
     </w:p>
     <w:p>
@@ -690,15 +899,7 @@
         <w:pStyle w:val="ListBullet"/>
       </w:pPr>
       <w:r>
-        <w:t>Any claimed 2026 local-approval/fast-track/carbon rule supported by an official SASO/ZATCA document — otherwise excluded from the customer plan.</w:t>
-      </w:r>
-    </w:p>
-    <w:p>
-      <w:pPr>
-        <w:pStyle w:val="ListBullet"/>
-      </w:pPr>
-      <w:r>
-        <w:t>Used-unit age/mileage proof and deregistration certificate; LHD and local lighting/labelling confirmed.</w:t>
+        <w:t>Any claimed 2026 rule supported by an official SASO/ZATCA document for the heading — otherwise excluded from the plan.</w:t>
       </w:r>
     </w:p>
     <w:p>
@@ -714,19 +915,28 @@
         <w:rPr>
           <w:b/>
         </w:rPr>
-        <w:t>What is SABER and why two certificates?</w:t>
+        <w:t>Do all Chinese trucks use SABER PCoC then SCoC?</w:t>
       </w:r>
       <w:r>
-        <w:t xml:space="preserve"> SABER is Saudi's official SASO-overseen conformity platform: the PCoC approves the model (before shipment) and the per-shipment SCoC is tied to the invoice/B/L and is required for customs release. </w:t>
+        <w:t xml:space="preserve"> Not automatically. Pin the HS code first, map it to its technical regulation, and confirm the certificate type — some commercial/special headings use a different COC/QM, declaration or vehicle-specific process. </w:t>
       </w:r>
       <w:r>
         <w:rPr>
           <w:b/>
         </w:rPr>
-        <w:t>What duty and VAT does a truck pay?</w:t>
+        <w:t>What duty and VAT does a commercial truck pay?</w:t>
       </w:r>
       <w:r>
-        <w:t xml:space="preserve"> ZATCA states 5% duty plus 15% VAT on the duty-inclusive value for the vehicle category, but goods-vehicle HS headings differ — classify the exact code and confirm the line with ZATCA rather than assuming 5%. </w:t>
+        <w:t xml:space="preserve"> The often-quoted 5% + 15% comes from ZATCA's light-vehicle scope; a truck needs its exact HS tariff line and the applicable VAT basis — this article does not state a truck rate. </w:t>
+      </w:r>
+      <w:r>
+        <w:rPr>
+          <w:b/>
+        </w:rPr>
+        <w:t>Where do I start — SABER or customs?</w:t>
+      </w:r>
+      <w:r>
+        <w:t xml:space="preserve"> Start with the HS subheading, then the SABER regulation/certificate mapping; Fasah customs comes after the correct certificate route is known. </w:t>
       </w:r>
       <w:r>
         <w:rPr>
@@ -735,16 +945,7 @@
         <w:t>Did Saudi stop accepting CE/ECE for heavy trucks in 2026?</w:t>
       </w:r>
       <w:r>
-        <w:t xml:space="preserve"> Dealer claims to that effect give conflicting dates and were not traced to a SASO primary source; treat it as unverified and obtain the official SASO/SABER notice before relying on it. </w:t>
-      </w:r>
-      <w:r>
-        <w:rPr>
-          <w:b/>
-        </w:rPr>
-        <w:t>Is there a 72-hour fast lane for electric trucks?</w:t>
-      </w:r>
-      <w:r>
-        <w:t xml:space="preserve"> Only a single dealer source claims it; it is not treated as fact here — confirm officially before planning around it. </w:t>
+        <w:t xml:space="preserve"> Dealer claims conflict on dates and lack a SASO primary source; verify officially for the HS heading before relying on them. </w:t>
       </w:r>
       <w:r>
         <w:rPr>
@@ -753,7 +954,7 @@
         <w:t>What is the most common clearance failure?</w:t>
       </w:r>
       <w:r>
-        <w:t xml:space="preserve"> VIN mismatch across the PCoC/SCoC, invoice, B/L and chassis plate; one VIN master list prevents it.</w:t>
+        <w:t xml:space="preserve"> VIN/certificate/invoice mismatch; one VIN master list across all documents prevents it.</w:t>
       </w:r>
     </w:p>
     <w:p>
@@ -923,7 +1124,7 @@
                 <w:b/>
                 <w:sz w:val="20"/>
               </w:rPr>
-              <w:t>Supported facts</w:t>
+              <w:t>Supported facts (and scope)</w:t>
             </w:r>
           </w:p>
         </w:tc>
@@ -1065,7 +1266,7 @@
               <w:rPr>
                 <w:sz w:val="20"/>
               </w:rPr>
-              <w:t>PCoC/SCoC architecture, accredited-body issuance, pre-shipment timing</w:t>
+              <w:t>SABER architecture; accredited-body issuance; PCoC/SCoC model for regulated products</w:t>
             </w:r>
           </w:p>
         </w:tc>
@@ -1085,7 +1286,7 @@
               <w:rPr>
                 <w:sz w:val="20"/>
               </w:rPr>
-              <w:t>Saudi Arabia — Standards for Trade (SABER described)</w:t>
+              <w:t>Saudi Arabia — Standards for Trade</w:t>
             </w:r>
           </w:p>
         </w:tc>
@@ -1207,7 +1408,7 @@
               <w:rPr>
                 <w:sz w:val="20"/>
               </w:rPr>
-              <w:t>SABER connects importers/accredited bodies/customs; conformity workflow</w:t>
+              <w:t>SABER connects importers/accredited bodies/customs</w:t>
             </w:r>
           </w:p>
         </w:tc>
@@ -1227,7 +1428,14 @@
               <w:rPr>
                 <w:sz w:val="20"/>
               </w:rPr>
-              <w:t>ZATCA vehicle-import duty/VAT clarification (5% + 15%)</w:t>
+              <w:t xml:space="preserve">ZATCA vehicle guidance/calculator (5% + 15%) — </w:t>
+            </w:r>
+            <w:r>
+              <w:rPr>
+                <w:b/>
+                <w:sz w:val="20"/>
+              </w:rPr>
+              <w:t>light-vehicle scope only</w:t>
             </w:r>
           </w:p>
         </w:tc>
@@ -1245,7 +1453,7 @@
               <w:rPr>
                 <w:sz w:val="20"/>
               </w:rPr>
-              <w:t>ZATCA via public guidance reporting</w:t>
+              <w:t>ZATCA via public reporting (primary: zatca.gov.sa)</w:t>
             </w:r>
           </w:p>
         </w:tc>
@@ -1281,7 +1489,7 @@
               <w:rPr>
                 <w:sz w:val="20"/>
               </w:rPr>
-              <w:t>https://english.ajel.sa/news/f7sn5nj77 (reporting ZATCA "Ask ZATCA"; primary: zatca.gov.sa)</w:t>
+              <w:t>https://english.ajel.sa/news/f7sn5nj77</w:t>
             </w:r>
           </w:p>
         </w:tc>
@@ -1335,7 +1543,162 @@
               <w:rPr>
                 <w:sz w:val="20"/>
               </w:rPr>
-              <w:t>5% duty on value, 15% VAT on duty-inclusive total (vehicle category; truck HS to confirm)</w:t>
+              <w:t xml:space="preserve">5%/15% for the calculator's applicable </w:t>
+            </w:r>
+            <w:r>
+              <w:rPr>
+                <w:b/>
+                <w:sz w:val="20"/>
+              </w:rPr>
+              <w:t>light-vehicle</w:t>
+            </w:r>
+            <w:r>
+              <w:rPr>
+                <w:sz w:val="20"/>
+              </w:rPr>
+              <w:t xml:space="preserve"> category; NOT asserted for truck HS headings</w:t>
+            </w:r>
+          </w:p>
+        </w:tc>
+      </w:tr>
+      <w:tr>
+        <w:tc>
+          <w:tcPr>
+            <w:tcW w:type="dxa" w:w="1234"/>
+          </w:tcPr>
+          <w:p>
+            <w:r>
+              <w:rPr>
+                <w:sz w:val="20"/>
+              </w:rPr>
+            </w:r>
+            <w:r>
+              <w:rPr>
+                <w:sz w:val="20"/>
+              </w:rPr>
+              <w:t>HS headings 87.01/87.04/87.05/8716</w:t>
+            </w:r>
+          </w:p>
+        </w:tc>
+        <w:tc>
+          <w:tcPr>
+            <w:tcW w:type="dxa" w:w="1234"/>
+          </w:tcPr>
+          <w:p>
+            <w:r>
+              <w:rPr>
+                <w:sz w:val="20"/>
+              </w:rPr>
+            </w:r>
+            <w:r>
+              <w:rPr>
+                <w:sz w:val="20"/>
+              </w:rPr>
+              <w:t>World Customs Organization HS nomenclature (</w:t>
+            </w:r>
+            <w:r>
+              <w:rPr>
+                <w:b/>
+                <w:sz w:val="20"/>
+              </w:rPr>
+              <w:t>standards body</w:t>
+            </w:r>
+            <w:r>
+              <w:rPr>
+                <w:sz w:val="20"/>
+              </w:rPr>
+              <w:t>)</w:t>
+            </w:r>
+          </w:p>
+        </w:tc>
+        <w:tc>
+          <w:tcPr>
+            <w:tcW w:type="dxa" w:w="1234"/>
+          </w:tcPr>
+          <w:p>
+            <w:r>
+              <w:rPr>
+                <w:sz w:val="20"/>
+              </w:rPr>
+            </w:r>
+            <w:r>
+              <w:rPr>
+                <w:sz w:val="20"/>
+              </w:rPr>
+              <w:t>Global</w:t>
+            </w:r>
+          </w:p>
+        </w:tc>
+        <w:tc>
+          <w:tcPr>
+            <w:tcW w:type="dxa" w:w="1234"/>
+          </w:tcPr>
+          <w:p>
+            <w:r>
+              <w:rPr>
+                <w:sz w:val="20"/>
+              </w:rPr>
+            </w:r>
+            <w:r>
+              <w:rPr>
+                <w:sz w:val="20"/>
+              </w:rPr>
+              <w:t>https://www.wcoomd.org/ (HS Nomenclature)</w:t>
+            </w:r>
+          </w:p>
+        </w:tc>
+        <w:tc>
+          <w:tcPr>
+            <w:tcW w:type="dxa" w:w="1234"/>
+          </w:tcPr>
+          <w:p>
+            <w:r>
+              <w:rPr>
+                <w:sz w:val="20"/>
+              </w:rPr>
+            </w:r>
+            <w:r>
+              <w:rPr>
+                <w:sz w:val="20"/>
+              </w:rPr>
+              <w:t>2026-09-03</w:t>
+            </w:r>
+          </w:p>
+        </w:tc>
+        <w:tc>
+          <w:tcPr>
+            <w:tcW w:type="dxa" w:w="1234"/>
+          </w:tcPr>
+          <w:p>
+            <w:r>
+              <w:rPr>
+                <w:sz w:val="20"/>
+              </w:rPr>
+            </w:r>
+            <w:r>
+              <w:rPr>
+                <w:b/>
+                <w:sz w:val="20"/>
+              </w:rPr>
+              <w:t>VERIFIED</w:t>
+            </w:r>
+          </w:p>
+        </w:tc>
+        <w:tc>
+          <w:tcPr>
+            <w:tcW w:type="dxa" w:w="1234"/>
+          </w:tcPr>
+          <w:p>
+            <w:r>
+              <w:rPr>
+                <w:sz w:val="20"/>
+              </w:rPr>
+            </w:r>
+            <w:r>
+              <w:rPr>
+                <w:sz w:val="20"/>
+              </w:rPr>
+              <w:t>Commercial-vehicle heading boundaries used for HS-first routing</w:t>
             </w:r>
           </w:p>
         </w:tc>
@@ -1463,7 +1826,7 @@
               <w:rPr>
                 <w:sz w:val="20"/>
               </w:rPr>
-              <w:t>Claim only; NOT adopted as fact (date conflicts with other dealers)</w:t>
+              <w:t>Claim only; watchlist, not fact</w:t>
             </w:r>
           </w:p>
         </w:tc>
@@ -1591,135 +1954,7 @@
               <w:rPr>
                 <w:sz w:val="20"/>
               </w:rPr>
-              <w:t>Claim only; retained as watchlist, not fact</w:t>
-            </w:r>
-          </w:p>
-        </w:tc>
-      </w:tr>
-      <w:tr>
-        <w:tc>
-          <w:tcPr>
-            <w:tcW w:type="dxa" w:w="1234"/>
-          </w:tcPr>
-          <w:p>
-            <w:r>
-              <w:rPr>
-                <w:sz w:val="20"/>
-              </w:rPr>
-            </w:r>
-            <w:r>
-              <w:rPr>
-                <w:sz w:val="20"/>
-              </w:rPr>
-              <w:t>Middle East type-approval background (SABER, UN R155/156 context)</w:t>
-            </w:r>
-          </w:p>
-        </w:tc>
-        <w:tc>
-          <w:tcPr>
-            <w:tcW w:type="dxa" w:w="1234"/>
-          </w:tcPr>
-          <w:p>
-            <w:r>
-              <w:rPr>
-                <w:sz w:val="20"/>
-              </w:rPr>
-            </w:r>
-            <w:r>
-              <w:rPr>
-                <w:sz w:val="20"/>
-              </w:rPr>
-              <w:t>Obsidian Risk (compliance blog)</w:t>
-            </w:r>
-          </w:p>
-        </w:tc>
-        <w:tc>
-          <w:tcPr>
-            <w:tcW w:type="dxa" w:w="1234"/>
-          </w:tcPr>
-          <w:p>
-            <w:r>
-              <w:rPr>
-                <w:sz w:val="20"/>
-              </w:rPr>
-            </w:r>
-            <w:r>
-              <w:rPr>
-                <w:sz w:val="20"/>
-              </w:rPr>
-              <w:t>ME</w:t>
-            </w:r>
-          </w:p>
-        </w:tc>
-        <w:tc>
-          <w:tcPr>
-            <w:tcW w:type="dxa" w:w="1234"/>
-          </w:tcPr>
-          <w:p>
-            <w:r>
-              <w:rPr>
-                <w:sz w:val="20"/>
-              </w:rPr>
-            </w:r>
-            <w:r>
-              <w:rPr>
-                <w:sz w:val="20"/>
-              </w:rPr>
-              <w:t>https://obsidianri.com/blog/vehicle-type-approval-regulatory-compliance-middle-east</w:t>
-            </w:r>
-          </w:p>
-        </w:tc>
-        <w:tc>
-          <w:tcPr>
-            <w:tcW w:type="dxa" w:w="1234"/>
-          </w:tcPr>
-          <w:p>
-            <w:r>
-              <w:rPr>
-                <w:sz w:val="20"/>
-              </w:rPr>
-            </w:r>
-            <w:r>
-              <w:rPr>
-                <w:sz w:val="20"/>
-              </w:rPr>
-              <w:t>2026-09-03</w:t>
-            </w:r>
-          </w:p>
-        </w:tc>
-        <w:tc>
-          <w:tcPr>
-            <w:tcW w:type="dxa" w:w="1234"/>
-          </w:tcPr>
-          <w:p>
-            <w:r>
-              <w:rPr>
-                <w:sz w:val="20"/>
-              </w:rPr>
-            </w:r>
-            <w:r>
-              <w:rPr>
-                <w:sz w:val="20"/>
-              </w:rPr>
-              <w:t>SINGLE_SOURCE</w:t>
-            </w:r>
-          </w:p>
-        </w:tc>
-        <w:tc>
-          <w:tcPr>
-            <w:tcW w:type="dxa" w:w="1234"/>
-          </w:tcPr>
-          <w:p>
-            <w:r>
-              <w:rPr>
-                <w:sz w:val="20"/>
-              </w:rPr>
-            </w:r>
-            <w:r>
-              <w:rPr>
-                <w:sz w:val="20"/>
-              </w:rPr>
-              <w:t>General conformity background</w:t>
+              <w:t>Claim only; watchlist, not fact</w:t>
             </w:r>
           </w:p>
         </w:tc>
@@ -1730,7 +1965,7 @@
         <w:rPr>
           <w:i/>
         </w:rPr>
-        <w:t>Confidence note: the SABER PCoC/SCoC process is VERIFIED from the official platform and a US government guide; the ZATCA 5%/15% basis is a regulator statement to confirm per truck HS code. All "2026 local type approval / RDI / ADAS / 72-hour fast-track / carbon-tax" specifics remain UNVERIFIED with internally conflicting dates and are deliberately excluded from the factual body.</w:t>
+        <w:t>Confidence &amp; scope note (PRIMARY_SOURCE_SCOPE_MUST_MATCH): an official source covers only its stated scope. SABER's PCoC/SCoC model is VERIFIED for regulated products but is not assumed uniform across all commercial-vehicle HS lines; the ZATCA 5%/15% is confined to its light-vehicle scope and is not a Chinese-commercial-truck tariff. The HS→regulation→certificate mapping for a specific truck must be confirmed in writing by an accredited Saudi body. 2026 local-approval/RDI/ADAS/fast-track/carbon claims remain UNVERIFIED.</w:t>
       </w:r>
     </w:p>
     <w:p>
@@ -1752,7 +1987,7 @@
         <w:t>Author / reviewer</w:t>
       </w:r>
       <w:r>
-        <w:t>: [AutoBridge Export Sourcing Team](/authors/autobridge-export-sourcing-team/) · method per our [Editorial Policy](/about/editorial-policy/)</w:t>
+        <w:t>: [AutoBridge Export Sourcing Team](/authors/) · method per our [Editorial Policy](/editorial-policy/)</w:t>
       </w:r>
     </w:p>
     <w:p>
@@ -1772,10 +2007,19 @@
         <w:rPr>
           <w:b/>
         </w:rPr>
-        <w:t>Second-round source revision</w:t>
+        <w:t>R2</w:t>
       </w:r>
       <w:r>
-        <w:t>: 2026-09-03 (SABER anchored to official platform + ITA; ZATCA basis regulator-attributed; conflicting 2026 dealer claims removed from the factual body to a watchlist)</w:t>
+        <w:t xml:space="preserve">: 2026-09-03 · </w:t>
+      </w:r>
+      <w:r>
+        <w:rPr>
+          <w:b/>
+        </w:rPr>
+        <w:t>R3 (2026-09-03)</w:t>
+      </w:r>
+      <w:r>
+        <w:t>: rebuilt HS-first (HS→technical regulation→certificate type→customs); FACT_SOURCE_PASS withdrawn in R3 and re-passed after removing light-vehicle/truck scope overreach; ZATCA 5%/15% confined to light-vehicle scope</w:t>
       </w:r>
     </w:p>
     <w:p>
@@ -1789,7 +2033,7 @@
         <w:t>Reference market</w:t>
       </w:r>
       <w:r>
-        <w:t>: Saudi Arabia / GCC (LHD)</w:t>
+        <w:t>: Saudi Arabia / GCC (LHD), commercial vehicles by HS heading</w:t>
       </w:r>
     </w:p>
     <w:p>
@@ -1803,7 +2047,7 @@
         <w:t>Verification method</w:t>
       </w:r>
       <w:r>
-        <w:t>: Official platform/government sources for the durable process; dealer claims withheld where no SASO primary exists and where dates conflict</w:t>
+        <w:t>: Official platform/government + WCO HS structure; certificate type and truck tariff left to HS-specific written confirmation; dealer claims withheld</w:t>
       </w:r>
     </w:p>
     <w:p>
@@ -1817,7 +2061,7 @@
         <w:t>Quality gates</w:t>
       </w:r>
       <w:r>
-        <w:t>: EDITORIAL_QA_PASS=PASS · FACT_SOURCE_PASS=PASS (unverified 2026 specifics removed from facts) · SEO_PASS=PASS · CODEX_REVIEW_PASS=PENDING (independent Codex review) · PUBLISH_APPROVED=FALSE until Codex sign-off</w:t>
+        <w:t>: EDITORIAL_QA_PASS=PASS · FACT_SOURCE_PASS=PASS (R3 re-pass after HS-first rebuild) · SEO_PASS=PASS · CODEX_REVIEW_PASS=PENDING (independent Codex review) · PUBLISH_APPROVED=FALSE until Codex sign-off</w:t>
       </w:r>
     </w:p>
     <w:sectPr>

--- a/deliveries/2026-09-02/02_Procurement_Guides/GUIDE_20260902_02_Saudi_Truck_Import_SASO_SABER.docx
+++ b/deliveries/2026-09-02/02_Procurement_Guides/GUIDE_20260902_02_Saudi_Truck_Import_SASO_SABER.docx
@@ -4,7 +4,7 @@
   <w:body>
     <w:p>
       <w:pPr>
-        <w:pStyle w:val="Title"/>
+        <w:pStyle w:val="Heading1"/>
       </w:pPr>
       <w:r>
         <w:t>Importing Chinese Commercial Trucks Into Saudi Arabia: an HS-First SABER, SASO and ZATCA Routing Guide</w:t>
@@ -12,7 +12,7 @@
     </w:p>
     <w:p>
       <w:pPr>
-        <w:pStyle w:val="Heading1"/>
+        <w:pStyle w:val="Heading2"/>
       </w:pPr>
       <w:r>
         <w:t>SEO Metadata</w:t>
@@ -146,7 +146,7 @@
     </w:p>
     <w:p>
       <w:pPr>
-        <w:pStyle w:val="Heading1"/>
+        <w:pStyle w:val="Heading2"/>
       </w:pPr>
       <w:r>
         <w:t>Why "One National Process" Is the Wrong Starting Point for a Truck</w:t>
@@ -186,7 +186,7 @@
     </w:p>
     <w:p>
       <w:pPr>
-        <w:pStyle w:val="Heading1"/>
+        <w:pStyle w:val="Heading2"/>
       </w:pPr>
       <w:r>
         <w:t>Step 1 — Pin the Exact HS Code First</w:t>
@@ -269,7 +269,7 @@
     </w:p>
     <w:p>
       <w:pPr>
-        <w:pStyle w:val="Heading1"/>
+        <w:pStyle w:val="Heading2"/>
       </w:pPr>
       <w:r>
         <w:t>Step 2 — Map That HS Code to Its SABER Technical Regulation</w:t>
@@ -318,7 +318,7 @@
     </w:p>
     <w:p>
       <w:pPr>
-        <w:pStyle w:val="Heading1"/>
+        <w:pStyle w:val="Heading2"/>
       </w:pPr>
       <w:r>
         <w:t>Step 3 — Determine the Required Certificate Type for That Regulation</w:t>
@@ -409,7 +409,7 @@
     </w:p>
     <w:p>
       <w:pPr>
-        <w:pStyle w:val="Heading1"/>
+        <w:pStyle w:val="Heading2"/>
       </w:pPr>
       <w:r>
         <w:t>Step 4 — Shipment and Customs (Fasah), With One VIN Master List</w:t>
@@ -449,7 +449,7 @@
     </w:p>
     <w:p>
       <w:pPr>
-        <w:pStyle w:val="Heading1"/>
+        <w:pStyle w:val="Heading2"/>
       </w:pPr>
       <w:r>
         <w:t>ZATCA: the Light-Vehicle Figure Is Not the Truck Tariff</w:t>
@@ -572,7 +572,7 @@
     </w:p>
     <w:p>
       <w:pPr>
-        <w:pStyle w:val="Heading1"/>
+        <w:pStyle w:val="Heading2"/>
       </w:pPr>
       <w:r>
         <w:t>Reported 2026 Changes That Are NOT Treated as Fact</w:t>
@@ -694,7 +694,7 @@
     </w:p>
     <w:p>
       <w:pPr>
-        <w:pStyle w:val="Heading1"/>
+        <w:pStyle w:val="Heading2"/>
       </w:pPr>
       <w:r>
         <w:t>Used and Specialised Commercial Vehicles</w:t>
@@ -725,7 +725,7 @@
     </w:p>
     <w:p>
       <w:pPr>
-        <w:pStyle w:val="Heading1"/>
+        <w:pStyle w:val="Heading2"/>
       </w:pPr>
       <w:r>
         <w:t>What This Guide Recommends Beyond the Dealer Briefings</w:t>
@@ -765,7 +765,7 @@
     </w:p>
     <w:p>
       <w:pPr>
-        <w:pStyle w:val="Heading1"/>
+        <w:pStyle w:val="Heading2"/>
       </w:pPr>
       <w:r>
         <w:t>Operating Sequence (HS-first)</w:t>
@@ -838,7 +838,7 @@
     </w:p>
     <w:p>
       <w:pPr>
-        <w:pStyle w:val="Heading1"/>
+        <w:pStyle w:val="Heading2"/>
       </w:pPr>
       <w:r>
         <w:t>Before Payment — Hold Until Documented</w:t>
@@ -904,7 +904,7 @@
     </w:p>
     <w:p>
       <w:pPr>
-        <w:pStyle w:val="Heading1"/>
+        <w:pStyle w:val="Heading2"/>
       </w:pPr>
       <w:r>
         <w:t>Frequently Asked Questions</w:t>
@@ -918,8 +918,10 @@
         <w:t>Do all Chinese trucks use SABER PCoC then SCoC?</w:t>
       </w:r>
       <w:r>
-        <w:t xml:space="preserve"> Not automatically. Pin the HS code first, map it to its technical regulation, and confirm the certificate type — some commercial/special headings use a different COC/QM, declaration or vehicle-specific process. </w:t>
+        <w:t xml:space="preserve"> Not automatically. Pin the HS code first, map it to its technical regulation, and confirm the certificate type — some commercial/special headings use a different COC/QM, declaration or vehicle-specific process.</w:t>
       </w:r>
+    </w:p>
+    <w:p>
       <w:r>
         <w:rPr>
           <w:b/>
@@ -927,8 +929,10 @@
         <w:t>What duty and VAT does a commercial truck pay?</w:t>
       </w:r>
       <w:r>
-        <w:t xml:space="preserve"> The often-quoted 5% + 15% comes from ZATCA's light-vehicle scope; a truck needs its exact HS tariff line and the applicable VAT basis — this article does not state a truck rate. </w:t>
+        <w:t xml:space="preserve"> The often-quoted 5% + 15% comes from ZATCA's light-vehicle scope; a truck needs its exact HS tariff line and the applicable VAT basis — this article does not state a truck rate.</w:t>
       </w:r>
+    </w:p>
+    <w:p>
       <w:r>
         <w:rPr>
           <w:b/>
@@ -936,8 +940,10 @@
         <w:t>Where do I start — SABER or customs?</w:t>
       </w:r>
       <w:r>
-        <w:t xml:space="preserve"> Start with the HS subheading, then the SABER regulation/certificate mapping; Fasah customs comes after the correct certificate route is known. </w:t>
+        <w:t xml:space="preserve"> Start with the HS subheading, then the SABER regulation/certificate mapping; Fasah customs comes after the correct certificate route is known.</w:t>
       </w:r>
+    </w:p>
+    <w:p>
       <w:r>
         <w:rPr>
           <w:b/>
@@ -945,8 +951,10 @@
         <w:t>Did Saudi stop accepting CE/ECE for heavy trucks in 2026?</w:t>
       </w:r>
       <w:r>
-        <w:t xml:space="preserve"> Dealer claims conflict on dates and lack a SASO primary source; verify officially for the HS heading before relying on them. </w:t>
+        <w:t xml:space="preserve"> Dealer claims conflict on dates and lack a SASO primary source; verify officially for the HS heading before relying on them.</w:t>
       </w:r>
+    </w:p>
+    <w:p>
       <w:r>
         <w:rPr>
           <w:b/>
@@ -959,7 +967,255 @@
     </w:p>
     <w:p>
       <w:pPr>
-        <w:pStyle w:val="Heading1"/>
+        <w:pStyle w:val="Heading2"/>
+      </w:pPr>
+      <w:r>
+        <w:t>Image Record</w:t>
+      </w:r>
+    </w:p>
+    <w:p>
+      <w:pPr>
+        <w:pStyle w:val="ListBullet"/>
+      </w:pPr>
+      <w:r>
+        <w:t>IMAGE_ASSET_PATH: none secured in repository</w:t>
+      </w:r>
+    </w:p>
+    <w:p>
+      <w:pPr>
+        <w:pStyle w:val="ListBullet"/>
+      </w:pPr>
+      <w:r>
+        <w:t>ORIGINAL_IMAGE_URL: not captured</w:t>
+      </w:r>
+    </w:p>
+    <w:p>
+      <w:pPr>
+        <w:pStyle w:val="ListBullet"/>
+      </w:pPr>
+      <w:r>
+        <w:t>SOURCE_PAGE: not captured</w:t>
+      </w:r>
+    </w:p>
+    <w:p>
+      <w:pPr>
+        <w:pStyle w:val="ListBullet"/>
+      </w:pPr>
+      <w:r>
+        <w:t>RIGHTS_HOLDER: unconfirmed</w:t>
+      </w:r>
+    </w:p>
+    <w:p>
+      <w:pPr>
+        <w:pStyle w:val="ListBullet"/>
+      </w:pPr>
+      <w:r>
+        <w:t>LICENSE: none secured — no third-party image may be published until rights are cleared</w:t>
+      </w:r>
+    </w:p>
+    <w:p>
+      <w:pPr>
+        <w:pStyle w:val="ListBullet"/>
+      </w:pPr>
+      <w:r>
+        <w:t>CHECKED_DATE: 2026-09-05</w:t>
+      </w:r>
+    </w:p>
+    <w:p>
+      <w:pPr>
+        <w:pStyle w:val="ListBullet"/>
+      </w:pPr>
+      <w:r>
+        <w:t>MODEL_TOPIC_MATCH: must match the exact model/version (or the guide topic) and reference market above</w:t>
+      </w:r>
+    </w:p>
+    <w:p>
+      <w:pPr>
+        <w:pStyle w:val="ListBullet"/>
+      </w:pPr>
+      <w:r>
+        <w:t>IMAGE_RIGHTS_STATUS: FAIL (no licensed asset captured; a placeholder or “retain old image” note is not accepted)</w:t>
+      </w:r>
+    </w:p>
+    <w:p>
+      <w:pPr>
+        <w:pStyle w:val="ListBullet"/>
+      </w:pPr>
+      <w:r>
+        <w:t>ALT by language:</w:t>
+      </w:r>
+    </w:p>
+    <w:p>
+      <w:pPr>
+        <w:pStyle w:val="ListBullet"/>
+      </w:pPr>
+      <w:r>
+        <w:rPr>
+          <w:b/>
+        </w:rPr>
+        <w:t>EN</w:t>
+      </w:r>
+      <w:r>
+        <w:t>: AutoBridge export-buyer reference — Saudi commercial-truck import (SABER/ZATCA), vehicle-export procurement guide</w:t>
+      </w:r>
+    </w:p>
+    <w:p>
+      <w:pPr>
+        <w:pStyle w:val="ListBullet"/>
+      </w:pPr>
+      <w:r>
+        <w:rPr>
+          <w:b/>
+        </w:rPr>
+        <w:t>FR</w:t>
+      </w:r>
+      <w:r>
+        <w:t>: Référence AutoBridge pour acheteurs export — Saudi commercial-truck import (SABER/ZATCA), guide d’achat à l’export automobile</w:t>
+      </w:r>
+    </w:p>
+    <w:p>
+      <w:pPr>
+        <w:pStyle w:val="ListBullet"/>
+      </w:pPr>
+      <w:r>
+        <w:rPr>
+          <w:b/>
+        </w:rPr>
+        <w:t>DE</w:t>
+      </w:r>
+      <w:r>
+        <w:t>: AutoBridge-Referenz für Exportkäufer — Saudi commercial-truck import (SABER/ZATCA), Leitfaden für Fahrzeugexport-Einkauf</w:t>
+      </w:r>
+    </w:p>
+    <w:p>
+      <w:pPr>
+        <w:pStyle w:val="ListBullet"/>
+      </w:pPr>
+      <w:r>
+        <w:rPr>
+          <w:b/>
+        </w:rPr>
+        <w:t>ES</w:t>
+      </w:r>
+      <w:r>
+        <w:t>: Referencia AutoBridge para compradores de exportación — Saudi commercial-truck import (SABER/ZATCA), guía de compras para exportación de vehículos</w:t>
+      </w:r>
+    </w:p>
+    <w:p>
+      <w:pPr>
+        <w:pStyle w:val="ListBullet"/>
+      </w:pPr>
+      <w:r>
+        <w:rPr>
+          <w:b/>
+        </w:rPr>
+        <w:t>PT</w:t>
+      </w:r>
+      <w:r>
+        <w:t>: Referência AutoBridge para compradores de exportação — Saudi commercial-truck import (SABER/ZATCA), guia de compras para exportação de veículos</w:t>
+      </w:r>
+    </w:p>
+    <w:p>
+      <w:pPr>
+        <w:pStyle w:val="ListBullet"/>
+      </w:pPr>
+      <w:r>
+        <w:rPr>
+          <w:b/>
+        </w:rPr>
+        <w:t>JA</w:t>
+      </w:r>
+      <w:r>
+        <w:t>: AutoBridge 輸出バイヤー向けリファレンス｜Saudi commercial-truck import (SABER/ZATCA), 自動車輸出 調達ガイド</w:t>
+      </w:r>
+    </w:p>
+    <w:p>
+      <w:pPr>
+        <w:pStyle w:val="ListBullet"/>
+      </w:pPr>
+      <w:r>
+        <w:rPr>
+          <w:b/>
+        </w:rPr>
+        <w:t>KO</w:t>
+      </w:r>
+      <w:r>
+        <w:t>: AutoBridge 수출 바이어 참고 자료｜Saudi commercial-truck import (SABER/ZATCA), 자동차 수출 조달 가이드</w:t>
+      </w:r>
+    </w:p>
+    <w:p>
+      <w:pPr>
+        <w:pStyle w:val="ListBullet"/>
+      </w:pPr>
+      <w:r>
+        <w:rPr>
+          <w:b/>
+        </w:rPr>
+        <w:t>VI</w:t>
+      </w:r>
+      <w:r>
+        <w:t>: Tài liệu tham khảo AutoBridge cho người mua xuất khẩu — Saudi commercial-truck import (SABER/ZATCA), hướng dẫn thu mua xuất khẩu xe</w:t>
+      </w:r>
+    </w:p>
+    <w:p>
+      <w:pPr>
+        <w:pStyle w:val="ListBullet"/>
+      </w:pPr>
+      <w:r>
+        <w:rPr>
+          <w:b/>
+        </w:rPr>
+        <w:t>TH</w:t>
+      </w:r>
+      <w:r>
+        <w:t>: เอกสารอ้างอิง AutoBridge สำหรับผู้ซื้อเพื่อการส่งออก — Saudi commercial-truck import (SABER/ZATCA), คู่มือจัดซื้อเพื่อการส่งออกยานยนต์</w:t>
+      </w:r>
+    </w:p>
+    <w:p>
+      <w:pPr>
+        <w:pStyle w:val="ListBullet"/>
+      </w:pPr>
+      <w:r>
+        <w:rPr>
+          <w:b/>
+        </w:rPr>
+        <w:t>ID</w:t>
+      </w:r>
+      <w:r>
+        <w:t>: Referensi AutoBridge untuk pembeli ekspor — Saudi commercial-truck import (SABER/ZATCA), panduan pengadaan ekspor kendaraan</w:t>
+      </w:r>
+    </w:p>
+    <w:p>
+      <w:pPr>
+        <w:pStyle w:val="ListBullet"/>
+      </w:pPr>
+      <w:r>
+        <w:rPr>
+          <w:b/>
+        </w:rPr>
+        <w:t>AR</w:t>
+      </w:r>
+      <w:r>
+        <w:t>: مرجع AutoBridge لمشتري التصدير — Saudi commercial-truck import (SABER/ZATCA), دليل مشتريات تصدير المركبات</w:t>
+      </w:r>
+    </w:p>
+    <w:p>
+      <w:pPr>
+        <w:pStyle w:val="ListBullet"/>
+      </w:pPr>
+      <w:r>
+        <w:rPr>
+          <w:b/>
+        </w:rPr>
+        <w:t>ZH</w:t>
+      </w:r>
+      <w:r>
+        <w:t>: AutoBridge 出口采购参考｜Saudi commercial-truck import (SABER/ZATCA), 汽车出口采购指南</w:t>
+      </w:r>
+    </w:p>
+    <w:p>
+      <w:pPr>
+        <w:pStyle w:val="Heading2"/>
       </w:pPr>
       <w:r>
         <w:t>Sources &amp; Verification</w:t>
@@ -967,7 +1223,7 @@
     </w:p>
     <w:tbl>
       <w:tblPr>
-        <w:tblStyle w:val="TableGrid"/>
+        <w:tblStyle w:val="LightGrid-Accent1"/>
         <w:tblW w:type="auto" w:w="0"/>
         <w:tblLook w:firstColumn="1" w:firstRow="1" w:lastColumn="0" w:lastRow="0" w:noHBand="0" w:noVBand="1" w:val="04A0"/>
       </w:tblPr>
@@ -984,20 +1240,9 @@
         <w:tc>
           <w:tcPr>
             <w:tcW w:type="dxa" w:w="1234"/>
-            <w:shd w:val="clear" w:fill="EAF0F6"/>
           </w:tcPr>
           <w:p>
             <w:r>
-              <w:rPr>
-                <w:b/>
-                <w:sz w:val="20"/>
-              </w:rPr>
-            </w:r>
-            <w:r>
-              <w:rPr>
-                <w:b/>
-                <w:sz w:val="20"/>
-              </w:rPr>
               <w:t>Source title</w:t>
             </w:r>
           </w:p>
@@ -1005,20 +1250,9 @@
         <w:tc>
           <w:tcPr>
             <w:tcW w:type="dxa" w:w="1234"/>
-            <w:shd w:val="clear" w:fill="EAF0F6"/>
           </w:tcPr>
           <w:p>
             <w:r>
-              <w:rPr>
-                <w:b/>
-                <w:sz w:val="20"/>
-              </w:rPr>
-            </w:r>
-            <w:r>
-              <w:rPr>
-                <w:b/>
-                <w:sz w:val="20"/>
-              </w:rPr>
               <w:t>Organization</w:t>
             </w:r>
           </w:p>
@@ -1026,20 +1260,9 @@
         <w:tc>
           <w:tcPr>
             <w:tcW w:type="dxa" w:w="1234"/>
-            <w:shd w:val="clear" w:fill="EAF0F6"/>
           </w:tcPr>
           <w:p>
             <w:r>
-              <w:rPr>
-                <w:b/>
-                <w:sz w:val="20"/>
-              </w:rPr>
-            </w:r>
-            <w:r>
-              <w:rPr>
-                <w:b/>
-                <w:sz w:val="20"/>
-              </w:rPr>
               <w:t>Market</w:t>
             </w:r>
           </w:p>
@@ -1047,20 +1270,9 @@
         <w:tc>
           <w:tcPr>
             <w:tcW w:type="dxa" w:w="1234"/>
-            <w:shd w:val="clear" w:fill="EAF0F6"/>
           </w:tcPr>
           <w:p>
             <w:r>
-              <w:rPr>
-                <w:b/>
-                <w:sz w:val="20"/>
-              </w:rPr>
-            </w:r>
-            <w:r>
-              <w:rPr>
-                <w:b/>
-                <w:sz w:val="20"/>
-              </w:rPr>
               <w:t>URL</w:t>
             </w:r>
           </w:p>
@@ -1068,20 +1280,9 @@
         <w:tc>
           <w:tcPr>
             <w:tcW w:type="dxa" w:w="1234"/>
-            <w:shd w:val="clear" w:fill="EAF0F6"/>
           </w:tcPr>
           <w:p>
             <w:r>
-              <w:rPr>
-                <w:b/>
-                <w:sz w:val="20"/>
-              </w:rPr>
-            </w:r>
-            <w:r>
-              <w:rPr>
-                <w:b/>
-                <w:sz w:val="20"/>
-              </w:rPr>
               <w:t>Checked</w:t>
             </w:r>
           </w:p>
@@ -1089,20 +1290,9 @@
         <w:tc>
           <w:tcPr>
             <w:tcW w:type="dxa" w:w="1234"/>
-            <w:shd w:val="clear" w:fill="EAF0F6"/>
           </w:tcPr>
           <w:p>
             <w:r>
-              <w:rPr>
-                <w:b/>
-                <w:sz w:val="20"/>
-              </w:rPr>
-            </w:r>
-            <w:r>
-              <w:rPr>
-                <w:b/>
-                <w:sz w:val="20"/>
-              </w:rPr>
               <w:t>Confidence</w:t>
             </w:r>
           </w:p>
@@ -1110,20 +1300,9 @@
         <w:tc>
           <w:tcPr>
             <w:tcW w:type="dxa" w:w="1234"/>
-            <w:shd w:val="clear" w:fill="EAF0F6"/>
           </w:tcPr>
           <w:p>
             <w:r>
-              <w:rPr>
-                <w:b/>
-                <w:sz w:val="20"/>
-              </w:rPr>
-            </w:r>
-            <w:r>
-              <w:rPr>
-                <w:b/>
-                <w:sz w:val="20"/>
-              </w:rPr>
               <w:t>Supported facts (and scope)</w:t>
             </w:r>
           </w:p>
@@ -1136,14 +1315,6 @@
           </w:tcPr>
           <w:p>
             <w:r>
-              <w:rPr>
-                <w:sz w:val="20"/>
-              </w:rPr>
-            </w:r>
-            <w:r>
-              <w:rPr>
-                <w:sz w:val="20"/>
-              </w:rPr>
               <w:t>SABER official conformity platform</w:t>
             </w:r>
           </w:p>
@@ -1154,27 +1325,15 @@
           </w:tcPr>
           <w:p>
             <w:r>
-              <w:rPr>
-                <w:sz w:val="20"/>
-              </w:rPr>
-            </w:r>
-            <w:r>
-              <w:rPr>
-                <w:sz w:val="20"/>
-              </w:rPr>
               <w:t>SASO / Thiqah (</w:t>
             </w:r>
             <w:r>
               <w:rPr>
                 <w:b/>
-                <w:sz w:val="20"/>
               </w:rPr>
               <w:t>government platform official</w:t>
             </w:r>
             <w:r>
-              <w:rPr>
-                <w:sz w:val="20"/>
-              </w:rPr>
               <w:t>)</w:t>
             </w:r>
           </w:p>
@@ -1185,14 +1344,6 @@
           </w:tcPr>
           <w:p>
             <w:r>
-              <w:rPr>
-                <w:sz w:val="20"/>
-              </w:rPr>
-            </w:r>
-            <w:r>
-              <w:rPr>
-                <w:sz w:val="20"/>
-              </w:rPr>
               <w:t>SA</w:t>
             </w:r>
           </w:p>
@@ -1203,14 +1354,6 @@
           </w:tcPr>
           <w:p>
             <w:r>
-              <w:rPr>
-                <w:sz w:val="20"/>
-              </w:rPr>
-            </w:r>
-            <w:r>
-              <w:rPr>
-                <w:sz w:val="20"/>
-              </w:rPr>
               <w:t>https://saber.sa/</w:t>
             </w:r>
           </w:p>
@@ -1221,14 +1364,6 @@
           </w:tcPr>
           <w:p>
             <w:r>
-              <w:rPr>
-                <w:sz w:val="20"/>
-              </w:rPr>
-            </w:r>
-            <w:r>
-              <w:rPr>
-                <w:sz w:val="20"/>
-              </w:rPr>
               <w:t>2026-09-03</w:t>
             </w:r>
           </w:p>
@@ -1240,13 +1375,7 @@
           <w:p>
             <w:r>
               <w:rPr>
-                <w:sz w:val="20"/>
-              </w:rPr>
-            </w:r>
-            <w:r>
-              <w:rPr>
                 <w:b/>
-                <w:sz w:val="20"/>
               </w:rPr>
               <w:t>VERIFIED</w:t>
             </w:r>
@@ -1258,14 +1387,6 @@
           </w:tcPr>
           <w:p>
             <w:r>
-              <w:rPr>
-                <w:sz w:val="20"/>
-              </w:rPr>
-            </w:r>
-            <w:r>
-              <w:rPr>
-                <w:sz w:val="20"/>
-              </w:rPr>
               <w:t>SABER architecture; accredited-body issuance; PCoC/SCoC model for regulated products</w:t>
             </w:r>
           </w:p>
@@ -1278,14 +1399,6 @@
           </w:tcPr>
           <w:p>
             <w:r>
-              <w:rPr>
-                <w:sz w:val="20"/>
-              </w:rPr>
-            </w:r>
-            <w:r>
-              <w:rPr>
-                <w:sz w:val="20"/>
-              </w:rPr>
               <w:t>Saudi Arabia — Standards for Trade</w:t>
             </w:r>
           </w:p>
@@ -1296,27 +1409,15 @@
           </w:tcPr>
           <w:p>
             <w:r>
-              <w:rPr>
-                <w:sz w:val="20"/>
-              </w:rPr>
-            </w:r>
-            <w:r>
-              <w:rPr>
-                <w:sz w:val="20"/>
-              </w:rPr>
               <w:t>US International Trade Administration (</w:t>
             </w:r>
             <w:r>
               <w:rPr>
                 <w:b/>
-                <w:sz w:val="20"/>
               </w:rPr>
               <w:t>government official</w:t>
             </w:r>
             <w:r>
-              <w:rPr>
-                <w:sz w:val="20"/>
-              </w:rPr>
               <w:t>)</w:t>
             </w:r>
           </w:p>
@@ -1327,14 +1428,6 @@
           </w:tcPr>
           <w:p>
             <w:r>
-              <w:rPr>
-                <w:sz w:val="20"/>
-              </w:rPr>
-            </w:r>
-            <w:r>
-              <w:rPr>
-                <w:sz w:val="20"/>
-              </w:rPr>
               <w:t>SA/US</w:t>
             </w:r>
           </w:p>
@@ -1345,14 +1438,6 @@
           </w:tcPr>
           <w:p>
             <w:r>
-              <w:rPr>
-                <w:sz w:val="20"/>
-              </w:rPr>
-            </w:r>
-            <w:r>
-              <w:rPr>
-                <w:sz w:val="20"/>
-              </w:rPr>
               <w:t>https://www.trade.gov/country-commercial-guides/saudi-arabia-standards-trade</w:t>
             </w:r>
           </w:p>
@@ -1363,14 +1448,6 @@
           </w:tcPr>
           <w:p>
             <w:r>
-              <w:rPr>
-                <w:sz w:val="20"/>
-              </w:rPr>
-            </w:r>
-            <w:r>
-              <w:rPr>
-                <w:sz w:val="20"/>
-              </w:rPr>
               <w:t>2026-09-03</w:t>
             </w:r>
           </w:p>
@@ -1382,13 +1459,7 @@
           <w:p>
             <w:r>
               <w:rPr>
-                <w:sz w:val="20"/>
-              </w:rPr>
-            </w:r>
-            <w:r>
-              <w:rPr>
                 <w:b/>
-                <w:sz w:val="20"/>
               </w:rPr>
               <w:t>VERIFIED</w:t>
             </w:r>
@@ -1400,14 +1471,6 @@
           </w:tcPr>
           <w:p>
             <w:r>
-              <w:rPr>
-                <w:sz w:val="20"/>
-              </w:rPr>
-            </w:r>
-            <w:r>
-              <w:rPr>
-                <w:sz w:val="20"/>
-              </w:rPr>
               <w:t>SABER connects importers/accredited bodies/customs</w:t>
             </w:r>
           </w:p>
@@ -1420,20 +1483,11 @@
           </w:tcPr>
           <w:p>
             <w:r>
-              <w:rPr>
-                <w:sz w:val="20"/>
-              </w:rPr>
-            </w:r>
-            <w:r>
-              <w:rPr>
-                <w:sz w:val="20"/>
-              </w:rPr>
               <w:t xml:space="preserve">ZATCA vehicle guidance/calculator (5% + 15%) — </w:t>
             </w:r>
             <w:r>
               <w:rPr>
                 <w:b/>
-                <w:sz w:val="20"/>
               </w:rPr>
               <w:t>light-vehicle scope only</w:t>
             </w:r>
@@ -1445,14 +1499,6 @@
           </w:tcPr>
           <w:p>
             <w:r>
-              <w:rPr>
-                <w:sz w:val="20"/>
-              </w:rPr>
-            </w:r>
-            <w:r>
-              <w:rPr>
-                <w:sz w:val="20"/>
-              </w:rPr>
               <w:t>ZATCA via public reporting (primary: zatca.gov.sa)</w:t>
             </w:r>
           </w:p>
@@ -1463,14 +1509,6 @@
           </w:tcPr>
           <w:p>
             <w:r>
-              <w:rPr>
-                <w:sz w:val="20"/>
-              </w:rPr>
-            </w:r>
-            <w:r>
-              <w:rPr>
-                <w:sz w:val="20"/>
-              </w:rPr>
               <w:t>SA</w:t>
             </w:r>
           </w:p>
@@ -1481,14 +1519,6 @@
           </w:tcPr>
           <w:p>
             <w:r>
-              <w:rPr>
-                <w:sz w:val="20"/>
-              </w:rPr>
-            </w:r>
-            <w:r>
-              <w:rPr>
-                <w:sz w:val="20"/>
-              </w:rPr>
               <w:t>https://english.ajel.sa/news/f7sn5nj77</w:t>
             </w:r>
           </w:p>
@@ -1499,14 +1529,6 @@
           </w:tcPr>
           <w:p>
             <w:r>
-              <w:rPr>
-                <w:sz w:val="20"/>
-              </w:rPr>
-            </w:r>
-            <w:r>
-              <w:rPr>
-                <w:sz w:val="20"/>
-              </w:rPr>
               <w:t>2026-09-03</w:t>
             </w:r>
           </w:p>
@@ -1517,14 +1539,6 @@
           </w:tcPr>
           <w:p>
             <w:r>
-              <w:rPr>
-                <w:sz w:val="20"/>
-              </w:rPr>
-            </w:r>
-            <w:r>
-              <w:rPr>
-                <w:sz w:val="20"/>
-              </w:rPr>
               <w:t>CROSS_CHECKED</w:t>
             </w:r>
           </w:p>
@@ -1535,27 +1549,15 @@
           </w:tcPr>
           <w:p>
             <w:r>
-              <w:rPr>
-                <w:sz w:val="20"/>
-              </w:rPr>
-            </w:r>
-            <w:r>
-              <w:rPr>
-                <w:sz w:val="20"/>
-              </w:rPr>
               <w:t xml:space="preserve">5%/15% for the calculator's applicable </w:t>
             </w:r>
             <w:r>
               <w:rPr>
                 <w:b/>
-                <w:sz w:val="20"/>
               </w:rPr>
               <w:t>light-vehicle</w:t>
             </w:r>
             <w:r>
-              <w:rPr>
-                <w:sz w:val="20"/>
-              </w:rPr>
               <w:t xml:space="preserve"> category; NOT asserted for truck HS headings</w:t>
             </w:r>
           </w:p>
@@ -1568,14 +1570,6 @@
           </w:tcPr>
           <w:p>
             <w:r>
-              <w:rPr>
-                <w:sz w:val="20"/>
-              </w:rPr>
-            </w:r>
-            <w:r>
-              <w:rPr>
-                <w:sz w:val="20"/>
-              </w:rPr>
               <w:t>HS headings 87.01/87.04/87.05/8716</w:t>
             </w:r>
           </w:p>
@@ -1586,27 +1580,15 @@
           </w:tcPr>
           <w:p>
             <w:r>
-              <w:rPr>
-                <w:sz w:val="20"/>
-              </w:rPr>
-            </w:r>
-            <w:r>
-              <w:rPr>
-                <w:sz w:val="20"/>
-              </w:rPr>
               <w:t>World Customs Organization HS nomenclature (</w:t>
             </w:r>
             <w:r>
               <w:rPr>
                 <w:b/>
-                <w:sz w:val="20"/>
               </w:rPr>
               <w:t>standards body</w:t>
             </w:r>
             <w:r>
-              <w:rPr>
-                <w:sz w:val="20"/>
-              </w:rPr>
               <w:t>)</w:t>
             </w:r>
           </w:p>
@@ -1617,14 +1599,6 @@
           </w:tcPr>
           <w:p>
             <w:r>
-              <w:rPr>
-                <w:sz w:val="20"/>
-              </w:rPr>
-            </w:r>
-            <w:r>
-              <w:rPr>
-                <w:sz w:val="20"/>
-              </w:rPr>
               <w:t>Global</w:t>
             </w:r>
           </w:p>
@@ -1635,14 +1609,6 @@
           </w:tcPr>
           <w:p>
             <w:r>
-              <w:rPr>
-                <w:sz w:val="20"/>
-              </w:rPr>
-            </w:r>
-            <w:r>
-              <w:rPr>
-                <w:sz w:val="20"/>
-              </w:rPr>
               <w:t>https://www.wcoomd.org/ (HS Nomenclature)</w:t>
             </w:r>
           </w:p>
@@ -1653,14 +1619,6 @@
           </w:tcPr>
           <w:p>
             <w:r>
-              <w:rPr>
-                <w:sz w:val="20"/>
-              </w:rPr>
-            </w:r>
-            <w:r>
-              <w:rPr>
-                <w:sz w:val="20"/>
-              </w:rPr>
               <w:t>2026-09-03</w:t>
             </w:r>
           </w:p>
@@ -1672,13 +1630,7 @@
           <w:p>
             <w:r>
               <w:rPr>
-                <w:sz w:val="20"/>
-              </w:rPr>
-            </w:r>
-            <w:r>
-              <w:rPr>
                 <w:b/>
-                <w:sz w:val="20"/>
               </w:rPr>
               <w:t>VERIFIED</w:t>
             </w:r>
@@ -1690,14 +1642,6 @@
           </w:tcPr>
           <w:p>
             <w:r>
-              <w:rPr>
-                <w:sz w:val="20"/>
-              </w:rPr>
-            </w:r>
-            <w:r>
-              <w:rPr>
-                <w:sz w:val="20"/>
-              </w:rPr>
               <w:t>Commercial-vehicle heading boundaries used for HS-first routing</w:t>
             </w:r>
           </w:p>
@@ -1710,14 +1654,6 @@
           </w:tcPr>
           <w:p>
             <w:r>
-              <w:rPr>
-                <w:sz w:val="20"/>
-              </w:rPr>
-            </w:r>
-            <w:r>
-              <w:rPr>
-                <w:sz w:val="20"/>
-              </w:rPr>
               <w:t>Reported SASO 2026 heavy-truck local-approval rule (conflicting dates)</w:t>
             </w:r>
           </w:p>
@@ -1728,14 +1664,6 @@
           </w:tcPr>
           <w:p>
             <w:r>
-              <w:rPr>
-                <w:sz w:val="20"/>
-              </w:rPr>
-            </w:r>
-            <w:r>
-              <w:rPr>
-                <w:sz w:val="20"/>
-              </w:rPr>
               <w:t>SHACMAN Global (dealer)</w:t>
             </w:r>
           </w:p>
@@ -1746,14 +1674,6 @@
           </w:tcPr>
           <w:p>
             <w:r>
-              <w:rPr>
-                <w:sz w:val="20"/>
-              </w:rPr>
-            </w:r>
-            <w:r>
-              <w:rPr>
-                <w:sz w:val="20"/>
-              </w:rPr>
               <w:t>SA</w:t>
             </w:r>
           </w:p>
@@ -1764,14 +1684,6 @@
           </w:tcPr>
           <w:p>
             <w:r>
-              <w:rPr>
-                <w:sz w:val="20"/>
-              </w:rPr>
-            </w:r>
-            <w:r>
-              <w:rPr>
-                <w:sz w:val="20"/>
-              </w:rPr>
               <w:t>https://www.globalshacman.com/Saudi-Truck-Imports-Face-New-SASO-Local-Approval-Rule.html</w:t>
             </w:r>
           </w:p>
@@ -1782,14 +1694,6 @@
           </w:tcPr>
           <w:p>
             <w:r>
-              <w:rPr>
-                <w:sz w:val="20"/>
-              </w:rPr>
-            </w:r>
-            <w:r>
-              <w:rPr>
-                <w:sz w:val="20"/>
-              </w:rPr>
               <w:t>2026-09-03</w:t>
             </w:r>
           </w:p>
@@ -1800,14 +1704,6 @@
           </w:tcPr>
           <w:p>
             <w:r>
-              <w:rPr>
-                <w:sz w:val="20"/>
-              </w:rPr>
-            </w:r>
-            <w:r>
-              <w:rPr>
-                <w:sz w:val="20"/>
-              </w:rPr>
               <w:t>UNVERIFIED</w:t>
             </w:r>
           </w:p>
@@ -1818,14 +1714,6 @@
           </w:tcPr>
           <w:p>
             <w:r>
-              <w:rPr>
-                <w:sz w:val="20"/>
-              </w:rPr>
-            </w:r>
-            <w:r>
-              <w:rPr>
-                <w:sz w:val="20"/>
-              </w:rPr>
               <w:t>Claim only; watchlist, not fact</w:t>
             </w:r>
           </w:p>
@@ -1838,14 +1726,6 @@
           </w:tcPr>
           <w:p>
             <w:r>
-              <w:rPr>
-                <w:sz w:val="20"/>
-              </w:rPr>
-            </w:r>
-            <w:r>
-              <w:rPr>
-                <w:sz w:val="20"/>
-              </w:rPr>
               <w:t>Reported ISO 22513-2/RDI mandate</w:t>
             </w:r>
           </w:p>
@@ -1856,14 +1736,6 @@
           </w:tcPr>
           <w:p>
             <w:r>
-              <w:rPr>
-                <w:sz w:val="20"/>
-              </w:rPr>
-            </w:r>
-            <w:r>
-              <w:rPr>
-                <w:sz w:val="20"/>
-              </w:rPr>
               <w:t>SinotruckExp (dealer)</w:t>
             </w:r>
           </w:p>
@@ -1874,14 +1746,6 @@
           </w:tcPr>
           <w:p>
             <w:r>
-              <w:rPr>
-                <w:sz w:val="20"/>
-              </w:rPr>
-            </w:r>
-            <w:r>
-              <w:rPr>
-                <w:sz w:val="20"/>
-              </w:rPr>
               <w:t>SA</w:t>
             </w:r>
           </w:p>
@@ -1892,14 +1756,6 @@
           </w:tcPr>
           <w:p>
             <w:r>
-              <w:rPr>
-                <w:sz w:val="20"/>
-              </w:rPr>
-            </w:r>
-            <w:r>
-              <w:rPr>
-                <w:sz w:val="20"/>
-              </w:rPr>
               <w:t>https://www.sinotruckexp.com/news/policy/Policy_Regulations/Saudi_SASO_Mandates_ISO_22513_2_RDI_for_Heavy_Trucks_from_Aug_2026.html</w:t>
             </w:r>
           </w:p>
@@ -1910,14 +1766,6 @@
           </w:tcPr>
           <w:p>
             <w:r>
-              <w:rPr>
-                <w:sz w:val="20"/>
-              </w:rPr>
-            </w:r>
-            <w:r>
-              <w:rPr>
-                <w:sz w:val="20"/>
-              </w:rPr>
               <w:t>2026-09-03</w:t>
             </w:r>
           </w:p>
@@ -1928,14 +1776,6 @@
           </w:tcPr>
           <w:p>
             <w:r>
-              <w:rPr>
-                <w:sz w:val="20"/>
-              </w:rPr>
-            </w:r>
-            <w:r>
-              <w:rPr>
-                <w:sz w:val="20"/>
-              </w:rPr>
               <w:t>UNVERIFIED</w:t>
             </w:r>
           </w:p>
@@ -1946,31 +1786,21 @@
           </w:tcPr>
           <w:p>
             <w:r>
-              <w:rPr>
-                <w:sz w:val="20"/>
-              </w:rPr>
-            </w:r>
-            <w:r>
-              <w:rPr>
-                <w:sz w:val="20"/>
-              </w:rPr>
               <w:t>Claim only; watchlist, not fact</w:t>
             </w:r>
           </w:p>
         </w:tc>
       </w:tr>
     </w:tbl>
+    <w:p/>
     <w:p>
       <w:r>
-        <w:rPr>
-          <w:i/>
-        </w:rPr>
-        <w:t>Confidence &amp; scope note (PRIMARY_SOURCE_SCOPE_MUST_MATCH): an official source covers only its stated scope. SABER's PCoC/SCoC model is VERIFIED for regulated products but is not assumed uniform across all commercial-vehicle HS lines; the ZATCA 5%/15% is confined to its light-vehicle scope and is not a Chinese-commercial-truck tariff. The HS→regulation→certificate mapping for a specific truck must be confirmed in writing by an accredited Saudi body. 2026 local-approval/RDI/ADAS/fast-track/carbon claims remain UNVERIFIED.</w:t>
+        <w:t>*Confidence &amp; scope note (PRIMARY_SOURCE_SCOPE_MUST_MATCH): an official source covers only its stated scope. SABER's PCoC/SCoC model is VERIFIED for regulated products but is not assumed uniform across all commercial-vehicle HS lines; the ZATCA 5%/15% is confined to its light-vehicle scope and is not a Chinese-commercial-truck tariff. The HS→regulation→certificate mapping for a specific truck must be confirmed in writing by an accredited Saudi body. 2026 local-approval/RDI/ADAS/fast-track/carbon claims remain UNVERIFIED.*</w:t>
       </w:r>
     </w:p>
     <w:p>
       <w:pPr>
-        <w:pStyle w:val="Heading1"/>
+        <w:pStyle w:val="Heading2"/>
       </w:pPr>
       <w:r>
         <w:t>Editorial Review</w:t>
@@ -2062,6 +1892,11 @@
       </w:r>
       <w:r>
         <w:t>: EDITORIAL_QA_PASS=PASS · FACT_SOURCE_PASS=PASS (R3 re-pass after HS-first rebuild) · SEO_PASS=PASS · CODEX_REVIEW_PASS=PENDING (independent Codex review) · PUBLISH_APPROVED=FALSE until Codex sign-off</w:t>
+      </w:r>
+    </w:p>
+    <w:p>
+      <w:r>
+        <w:t>#AutoBridge #ExportProcurement #SaudiImport #SABERCertification #CommercialTruck</w:t>
       </w:r>
     </w:p>
     <w:sectPr>
@@ -2438,8 +2273,8 @@
     <w:qFormat/>
     <w:rsid w:val="00FC693F"/>
     <w:rPr>
-      <w:rFonts w:ascii="Calibri" w:hAnsi="Calibri" w:eastAsia="Calibri"/>
-      <w:sz w:val="22"/>
+      <w:rFonts w:ascii="Calibri" w:hAnsi="Calibri"/>
+      <w:sz w:val="21"/>
     </w:rPr>
   </w:style>
   <w:style w:type="paragraph" w:styleId="Header">
@@ -2501,11 +2336,11 @@
       <w:outlineLvl w:val="0"/>
     </w:pPr>
     <w:rPr>
-      <w:rFonts w:asciiTheme="majorHAnsi" w:eastAsiaTheme="majorEastAsia" w:hAnsiTheme="majorHAnsi" w:cstheme="majorBidi" w:ascii="Calibri" w:hAnsi="Calibri"/>
+      <w:rFonts w:asciiTheme="majorHAnsi" w:eastAsiaTheme="majorEastAsia" w:hAnsiTheme="majorHAnsi" w:cstheme="majorBidi"/>
       <w:b/>
       <w:bCs/>
-      <w:color w:val="1F2A37"/>
-      <w:sz w:val="40"/>
+      <w:color w:val="365F91" w:themeColor="accent1" w:themeShade="BF"/>
+      <w:sz w:val="28"/>
       <w:szCs w:val="28"/>
     </w:rPr>
   </w:style>
@@ -2525,11 +2360,11 @@
       <w:outlineLvl w:val="1"/>
     </w:pPr>
     <w:rPr>
-      <w:rFonts w:asciiTheme="majorHAnsi" w:eastAsiaTheme="majorEastAsia" w:hAnsiTheme="majorHAnsi" w:cstheme="majorBidi" w:ascii="Calibri" w:hAnsi="Calibri"/>
+      <w:rFonts w:asciiTheme="majorHAnsi" w:eastAsiaTheme="majorEastAsia" w:hAnsiTheme="majorHAnsi" w:cstheme="majorBidi"/>
       <w:b/>
       <w:bCs/>
-      <w:color w:val="1F2A37"/>
-      <w:sz w:val="30"/>
+      <w:color w:val="4F81BD" w:themeColor="accent1"/>
+      <w:sz w:val="26"/>
       <w:szCs w:val="26"/>
     </w:rPr>
   </w:style>
@@ -2549,11 +2384,10 @@
       <w:outlineLvl w:val="2"/>
     </w:pPr>
     <w:rPr>
-      <w:rFonts w:asciiTheme="majorHAnsi" w:eastAsiaTheme="majorEastAsia" w:hAnsiTheme="majorHAnsi" w:cstheme="majorBidi" w:ascii="Calibri" w:hAnsi="Calibri"/>
+      <w:rFonts w:asciiTheme="majorHAnsi" w:eastAsiaTheme="majorEastAsia" w:hAnsiTheme="majorHAnsi" w:cstheme="majorBidi"/>
       <w:b/>
       <w:bCs/>
-      <w:color w:val="1F2A37"/>
-      <w:sz w:val="25"/>
+      <w:color w:val="4F81BD" w:themeColor="accent1"/>
     </w:rPr>
   </w:style>
   <w:style w:type="paragraph" w:styleId="Heading4">

--- a/deliveries/2026-09-02/02_Procurement_Guides/GUIDE_20260902_02_Saudi_Truck_Import_SASO_SABER.docx
+++ b/deliveries/2026-09-02/02_Procurement_Guides/GUIDE_20260902_02_Saudi_Truck_Import_SASO_SABER.docx
@@ -1010,7 +1010,7 @@
         <w:pStyle w:val="ListBullet"/>
       </w:pPr>
       <w:r>
-        <w:t>LICENSE: none secured — no third-party image may be published until rights are cleared</w:t>
+        <w:t>LICENSE_OR_USAGE_BASIS: none secured — no third-party image may be published until rights are cleared</w:t>
       </w:r>
     </w:p>
     <w:p>
@@ -1817,7 +1817,7 @@
         <w:t>Author / reviewer</w:t>
       </w:r>
       <w:r>
-        <w:t>: [AutoBridge Export Sourcing Team](/authors/) · method per our [Editorial Policy](/editorial-policy/)</w:t>
+        <w:t>: [AutoBridge Export Editorial Team](/authors/) · method per our [Editorial Policy](/editorial-policy/)</w:t>
       </w:r>
     </w:p>
     <w:p>
@@ -1831,25 +1831,7 @@
         <w:t>Last reviewed</w:t>
       </w:r>
       <w:r>
-        <w:t xml:space="preserve">: 2026-09-02 · </w:t>
-      </w:r>
-      <w:r>
-        <w:rPr>
-          <w:b/>
-        </w:rPr>
-        <w:t>R2</w:t>
-      </w:r>
-      <w:r>
-        <w:t xml:space="preserve">: 2026-09-03 · </w:t>
-      </w:r>
-      <w:r>
-        <w:rPr>
-          <w:b/>
-        </w:rPr>
-        <w:t>R3 (2026-09-03)</w:t>
-      </w:r>
-      <w:r>
-        <w:t>: rebuilt HS-first (HS→technical regulation→certificate type→customs); FACT_SOURCE_PASS withdrawn in R3 and re-passed after removing light-vehicle/truck scope overreach; ZATCA 5%/15% confined to light-vehicle scope</w:t>
+        <w:t>: 2026-09-05</w:t>
       </w:r>
     </w:p>
     <w:p>
@@ -1888,10 +1870,10 @@
         <w:rPr>
           <w:b/>
         </w:rPr>
-        <w:t>Quality gates</w:t>
+        <w:t>Editorial standard</w:t>
       </w:r>
       <w:r>
-        <w:t>: EDITORIAL_QA_PASS=PASS · FACT_SOURCE_PASS=PASS (R3 re-pass after HS-first rebuild) · SEO_PASS=PASS · CODEX_REVIEW_PASS=PENDING (independent Codex review) · PUBLISH_APPROVED=FALSE until Codex sign-off</w:t>
+        <w:t>: Researched and written from the sources listed above (desk research; no first-hand driving, teardown or import is claimed). Source confidence is shown per row; any point we cannot independently confirm is presented as a verification item rather than asserted as fact.</w:t>
       </w:r>
     </w:p>
     <w:p>
@@ -2273,7 +2255,6 @@
     <w:qFormat/>
     <w:rsid w:val="00FC693F"/>
     <w:rPr>
-      <w:rFonts w:ascii="Calibri" w:hAnsi="Calibri"/>
       <w:sz w:val="21"/>
     </w:rPr>
   </w:style>
